--- a/FuentesCurso/UD 08. Introduccion a Kubernetes/UD 08.04 - Caso practico 02 - Wordpress con Kubernetes.docx
+++ b/FuentesCurso/UD 08. Introduccion a Kubernetes/UD 08.04 - Caso practico 02 - Wordpress con Kubernetes.docx
@@ -22,12 +22,13 @@
         <w:rPr>
           <w:rFonts w:ascii="Proxima Nova" w:cs="Proxima Nova" w:eastAsia="Proxima Nova" w:hAnsi="Proxima Nova"/>
           <w:b w:val="0"/>
+          <w:bCs w:val="0"/>
           <w:color w:val="669966"/>
           <w:sz w:val="48"/>
           <w:szCs w:val="48"/>
           <w:rtl w:val="0"/>
         </w:rPr>
-        <w:t xml:space="preserve">Introducción a Docker</w:t>
+        <w:t xml:space="preserve">Introducción a Docker y Kubernetes</w:t>
       </w:r>
       <w:r>
         <w:rPr>
@@ -73,12 +74,12 @@
           <wp:inline distB="114300" distT="114300" distL="114300" distR="114300">
             <wp:extent cx="447675" cy="57150"/>
             <wp:effectExtent b="0" l="0" r="0" t="0"/>
-            <wp:docPr descr="short line" id="11" name="image13.png"/>
+            <wp:docPr descr="short line" id="12" name="image5.png"/>
             <a:graphic>
               <a:graphicData uri="http://schemas.openxmlformats.org/drawingml/2006/picture">
                 <pic:pic>
                   <pic:nvPicPr>
-                    <pic:cNvPr descr="short line" id="0" name="image13.png"/>
+                    <pic:cNvPr descr="short line" id="0" name="image5.png"/>
                     <pic:cNvPicPr preferRelativeResize="0"/>
                   </pic:nvPicPr>
                   <pic:blipFill>
@@ -129,7 +130,7 @@
           <wp:inline distB="114300" distT="114300" distL="114300" distR="114300">
             <wp:extent cx="6120000" cy="444500"/>
             <wp:effectExtent b="0" l="0" r="0" t="0"/>
-            <wp:docPr id="1" name="image2.png"/>
+            <wp:docPr id="3" name="image2.png"/>
             <a:graphic>
               <a:graphicData uri="http://schemas.openxmlformats.org/drawingml/2006/picture">
                 <pic:pic>
@@ -292,7 +293,7 @@
           <w:szCs w:val="32"/>
           <w:rtl w:val="0"/>
         </w:rPr>
-        <w:t xml:space="preserve">Actualizado Febrero 2025</w:t>
+        <w:t xml:space="preserve">Actualizado Enero 2026</w:t>
       </w:r>
     </w:p>
     <w:p>
@@ -323,6 +324,7 @@
         <w:rPr>
           <w:rFonts w:ascii="Verdana" w:cs="Verdana" w:eastAsia="Verdana" w:hAnsi="Verdana"/>
           <w:b w:val="1"/>
+          <w:bCs w:val="1"/>
           <w:sz w:val="20"/>
           <w:szCs w:val="20"/>
         </w:rPr>
@@ -347,6 +349,7 @@
         <w:rPr>
           <w:rFonts w:ascii="Verdana" w:cs="Verdana" w:eastAsia="Verdana" w:hAnsi="Verdana"/>
           <w:b w:val="1"/>
+          <w:bCs w:val="1"/>
           <w:sz w:val="20"/>
           <w:szCs w:val="20"/>
           <w:rtl w:val="0"/>
@@ -375,12 +378,12 @@
             <wp:extent cx="922564" cy="322898"/>
             <wp:effectExtent b="0" l="0" r="0" t="0"/>
             <wp:wrapSquare wrapText="bothSides" distB="57150" distT="57150" distL="57150" distR="57150"/>
-            <wp:docPr id="8" name="image10.png"/>
+            <wp:docPr id="10" name="image6.png"/>
             <a:graphic>
               <a:graphicData uri="http://schemas.openxmlformats.org/drawingml/2006/picture">
                 <pic:pic>
                   <pic:nvPicPr>
-                    <pic:cNvPr id="0" name="image10.png"/>
+                    <pic:cNvPr id="0" name="image6.png"/>
                     <pic:cNvPicPr preferRelativeResize="0"/>
                   </pic:nvPicPr>
                   <pic:blipFill>
@@ -465,6 +468,7 @@
         <w:ind w:left="0" w:right="57" w:firstLine="0"/>
         <w:rPr>
           <w:b w:val="1"/>
+          <w:bCs w:val="1"/>
         </w:rPr>
       </w:pPr>
       <w:r>
@@ -478,6 +482,7 @@
       <w:r>
         <w:rPr>
           <w:b w:val="1"/>
+          <w:bCs w:val="1"/>
           <w:rtl w:val="0"/>
         </w:rPr>
         <w:t xml:space="preserve">Importante</w:t>
@@ -508,6 +513,7 @@
         <w:ind w:left="0" w:right="57" w:firstLine="0"/>
         <w:rPr>
           <w:b w:val="1"/>
+          <w:bCs w:val="1"/>
         </w:rPr>
       </w:pPr>
       <w:r>
@@ -531,6 +537,7 @@
       <w:r>
         <w:rPr>
           <w:b w:val="1"/>
+          <w:bCs w:val="1"/>
           <w:rtl w:val="0"/>
         </w:rPr>
         <w:t xml:space="preserve">Atención</w:t>
@@ -562,6 +569,7 @@
         <w:rPr>
           <w:rFonts w:ascii="Arial" w:cs="Arial" w:eastAsia="Arial" w:hAnsi="Arial"/>
           <w:b w:val="1"/>
+          <w:bCs w:val="1"/>
           <w:smallCaps w:val="1"/>
           <w:sz w:val="16"/>
           <w:szCs w:val="16"/>
@@ -584,6 +592,7 @@
       <w:r>
         <w:rPr>
           <w:b w:val="1"/>
+          <w:bCs w:val="1"/>
           <w:rtl w:val="0"/>
         </w:rPr>
         <w:t xml:space="preserve">Interesante</w:t>
@@ -596,6 +605,7 @@
     </w:p>
     <w:sdt>
       <w:sdtPr>
+        <w:id w:val="-335874547"/>
         <w:docPartObj>
           <w:docPartGallery w:val="Table of Contents"/>
           <w:docPartUnique w:val="1"/>
@@ -613,6 +623,7 @@
             <w:rPr>
               <w:rFonts w:ascii="Verdana" w:cs="Verdana" w:eastAsia="Verdana" w:hAnsi="Verdana"/>
               <w:b w:val="1"/>
+              <w:bCs w:val="1"/>
               <w:sz w:val="16"/>
               <w:szCs w:val="16"/>
             </w:rPr>
@@ -626,6 +637,7 @@
             <w:rPr>
               <w:rFonts w:ascii="Arial" w:cs="Arial" w:eastAsia="Arial" w:hAnsi="Arial"/>
               <w:b w:val="1"/>
+              <w:bCs w:val="1"/>
               <w:smallCaps w:val="1"/>
               <w:sz w:val="16"/>
               <w:szCs w:val="16"/>
@@ -638,6 +650,7 @@
               <w:rPr>
                 <w:rFonts w:ascii="Verdana" w:cs="Verdana" w:eastAsia="Verdana" w:hAnsi="Verdana"/>
                 <w:b w:val="1"/>
+                <w:bCs w:val="1"/>
                 <w:sz w:val="16"/>
                 <w:szCs w:val="16"/>
                 <w:rtl w:val="0"/>
@@ -649,6 +662,7 @@
             <w:rPr>
               <w:rFonts w:ascii="Verdana" w:cs="Verdana" w:eastAsia="Verdana" w:hAnsi="Verdana"/>
               <w:b w:val="1"/>
+              <w:bCs w:val="1"/>
               <w:sz w:val="16"/>
               <w:szCs w:val="16"/>
               <w:rtl w:val="0"/>
@@ -664,6 +678,7 @@
             <w:rPr>
               <w:rFonts w:ascii="Verdana" w:cs="Verdana" w:eastAsia="Verdana" w:hAnsi="Verdana"/>
               <w:b w:val="1"/>
+              <w:bCs w:val="1"/>
               <w:sz w:val="16"/>
               <w:szCs w:val="16"/>
               <w:rtl w:val="0"/>
@@ -690,6 +705,7 @@
             <w:rPr>
               <w:rFonts w:ascii="Verdana" w:cs="Verdana" w:eastAsia="Verdana" w:hAnsi="Verdana"/>
               <w:b w:val="1"/>
+              <w:bCs w:val="1"/>
               <w:sz w:val="16"/>
               <w:szCs w:val="16"/>
             </w:rPr>
@@ -698,6 +714,7 @@
             <w:rPr>
               <w:rFonts w:ascii="Arial" w:cs="Arial" w:eastAsia="Arial" w:hAnsi="Arial"/>
               <w:b w:val="1"/>
+              <w:bCs w:val="1"/>
               <w:smallCaps w:val="1"/>
               <w:sz w:val="16"/>
               <w:szCs w:val="16"/>
@@ -710,6 +727,7 @@
               <w:rPr>
                 <w:rFonts w:ascii="Verdana" w:cs="Verdana" w:eastAsia="Verdana" w:hAnsi="Verdana"/>
                 <w:b w:val="1"/>
+                <w:bCs w:val="1"/>
                 <w:sz w:val="16"/>
                 <w:szCs w:val="16"/>
                 <w:rtl w:val="0"/>
@@ -721,6 +739,7 @@
             <w:rPr>
               <w:rFonts w:ascii="Verdana" w:cs="Verdana" w:eastAsia="Verdana" w:hAnsi="Verdana"/>
               <w:b w:val="1"/>
+              <w:bCs w:val="1"/>
               <w:sz w:val="16"/>
               <w:szCs w:val="16"/>
               <w:rtl w:val="0"/>
@@ -736,6 +755,7 @@
             <w:rPr>
               <w:rFonts w:ascii="Verdana" w:cs="Verdana" w:eastAsia="Verdana" w:hAnsi="Verdana"/>
               <w:b w:val="1"/>
+              <w:bCs w:val="1"/>
               <w:sz w:val="16"/>
               <w:szCs w:val="16"/>
               <w:rtl w:val="0"/>
@@ -762,6 +782,7 @@
             <w:rPr>
               <w:rFonts w:ascii="Verdana" w:cs="Verdana" w:eastAsia="Verdana" w:hAnsi="Verdana"/>
               <w:b w:val="1"/>
+              <w:bCs w:val="1"/>
               <w:sz w:val="16"/>
               <w:szCs w:val="16"/>
             </w:rPr>
@@ -770,6 +791,7 @@
             <w:rPr>
               <w:rFonts w:ascii="Arial" w:cs="Arial" w:eastAsia="Arial" w:hAnsi="Arial"/>
               <w:b w:val="1"/>
+              <w:bCs w:val="1"/>
               <w:smallCaps w:val="1"/>
               <w:sz w:val="16"/>
               <w:szCs w:val="16"/>
@@ -782,6 +804,7 @@
               <w:rPr>
                 <w:rFonts w:ascii="Verdana" w:cs="Verdana" w:eastAsia="Verdana" w:hAnsi="Verdana"/>
                 <w:b w:val="1"/>
+                <w:bCs w:val="1"/>
                 <w:sz w:val="16"/>
                 <w:szCs w:val="16"/>
                 <w:rtl w:val="0"/>
@@ -793,6 +816,7 @@
             <w:rPr>
               <w:rFonts w:ascii="Verdana" w:cs="Verdana" w:eastAsia="Verdana" w:hAnsi="Verdana"/>
               <w:b w:val="1"/>
+              <w:bCs w:val="1"/>
               <w:sz w:val="16"/>
               <w:szCs w:val="16"/>
               <w:rtl w:val="0"/>
@@ -808,6 +832,7 @@
             <w:rPr>
               <w:rFonts w:ascii="Verdana" w:cs="Verdana" w:eastAsia="Verdana" w:hAnsi="Verdana"/>
               <w:b w:val="1"/>
+              <w:bCs w:val="1"/>
               <w:sz w:val="16"/>
               <w:szCs w:val="16"/>
               <w:rtl w:val="0"/>
@@ -834,6 +859,7 @@
             <w:rPr>
               <w:rFonts w:ascii="Verdana" w:cs="Verdana" w:eastAsia="Verdana" w:hAnsi="Verdana"/>
               <w:b w:val="1"/>
+              <w:bCs w:val="1"/>
               <w:sz w:val="16"/>
               <w:szCs w:val="16"/>
             </w:rPr>
@@ -842,6 +868,7 @@
             <w:rPr>
               <w:rFonts w:ascii="Arial" w:cs="Arial" w:eastAsia="Arial" w:hAnsi="Arial"/>
               <w:b w:val="1"/>
+              <w:bCs w:val="1"/>
               <w:smallCaps w:val="1"/>
               <w:sz w:val="16"/>
               <w:szCs w:val="16"/>
@@ -854,6 +881,7 @@
               <w:rPr>
                 <w:rFonts w:ascii="Verdana" w:cs="Verdana" w:eastAsia="Verdana" w:hAnsi="Verdana"/>
                 <w:b w:val="1"/>
+                <w:bCs w:val="1"/>
                 <w:sz w:val="16"/>
                 <w:szCs w:val="16"/>
                 <w:rtl w:val="0"/>
@@ -865,6 +893,7 @@
             <w:rPr>
               <w:rFonts w:ascii="Verdana" w:cs="Verdana" w:eastAsia="Verdana" w:hAnsi="Verdana"/>
               <w:b w:val="1"/>
+              <w:bCs w:val="1"/>
               <w:sz w:val="16"/>
               <w:szCs w:val="16"/>
               <w:rtl w:val="0"/>
@@ -880,6 +909,7 @@
             <w:rPr>
               <w:rFonts w:ascii="Verdana" w:cs="Verdana" w:eastAsia="Verdana" w:hAnsi="Verdana"/>
               <w:b w:val="1"/>
+              <w:bCs w:val="1"/>
               <w:sz w:val="16"/>
               <w:szCs w:val="16"/>
               <w:rtl w:val="0"/>
@@ -906,6 +936,7 @@
             <w:rPr>
               <w:rFonts w:ascii="Verdana" w:cs="Verdana" w:eastAsia="Verdana" w:hAnsi="Verdana"/>
               <w:b w:val="1"/>
+              <w:bCs w:val="1"/>
               <w:sz w:val="16"/>
               <w:szCs w:val="16"/>
             </w:rPr>
@@ -914,6 +945,7 @@
             <w:rPr>
               <w:rFonts w:ascii="Arial" w:cs="Arial" w:eastAsia="Arial" w:hAnsi="Arial"/>
               <w:b w:val="1"/>
+              <w:bCs w:val="1"/>
               <w:smallCaps w:val="1"/>
               <w:sz w:val="16"/>
               <w:szCs w:val="16"/>
@@ -926,6 +958,7 @@
               <w:rPr>
                 <w:rFonts w:ascii="Verdana" w:cs="Verdana" w:eastAsia="Verdana" w:hAnsi="Verdana"/>
                 <w:b w:val="1"/>
+                <w:bCs w:val="1"/>
                 <w:sz w:val="16"/>
                 <w:szCs w:val="16"/>
                 <w:rtl w:val="0"/>
@@ -937,6 +970,7 @@
             <w:rPr>
               <w:rFonts w:ascii="Verdana" w:cs="Verdana" w:eastAsia="Verdana" w:hAnsi="Verdana"/>
               <w:b w:val="1"/>
+              <w:bCs w:val="1"/>
               <w:sz w:val="16"/>
               <w:szCs w:val="16"/>
               <w:rtl w:val="0"/>
@@ -952,6 +986,7 @@
             <w:rPr>
               <w:rFonts w:ascii="Verdana" w:cs="Verdana" w:eastAsia="Verdana" w:hAnsi="Verdana"/>
               <w:b w:val="1"/>
+              <w:bCs w:val="1"/>
               <w:sz w:val="16"/>
               <w:szCs w:val="16"/>
               <w:rtl w:val="0"/>
@@ -978,6 +1013,7 @@
             <w:rPr>
               <w:rFonts w:ascii="Verdana" w:cs="Verdana" w:eastAsia="Verdana" w:hAnsi="Verdana"/>
               <w:b w:val="1"/>
+              <w:bCs w:val="1"/>
               <w:sz w:val="16"/>
               <w:szCs w:val="16"/>
             </w:rPr>
@@ -986,6 +1022,7 @@
             <w:rPr>
               <w:rFonts w:ascii="Arial" w:cs="Arial" w:eastAsia="Arial" w:hAnsi="Arial"/>
               <w:b w:val="1"/>
+              <w:bCs w:val="1"/>
               <w:smallCaps w:val="1"/>
               <w:sz w:val="16"/>
               <w:szCs w:val="16"/>
@@ -998,6 +1035,7 @@
               <w:rPr>
                 <w:rFonts w:ascii="Verdana" w:cs="Verdana" w:eastAsia="Verdana" w:hAnsi="Verdana"/>
                 <w:b w:val="1"/>
+                <w:bCs w:val="1"/>
                 <w:sz w:val="16"/>
                 <w:szCs w:val="16"/>
                 <w:rtl w:val="0"/>
@@ -1009,6 +1047,7 @@
             <w:rPr>
               <w:rFonts w:ascii="Verdana" w:cs="Verdana" w:eastAsia="Verdana" w:hAnsi="Verdana"/>
               <w:b w:val="1"/>
+              <w:bCs w:val="1"/>
               <w:sz w:val="16"/>
               <w:szCs w:val="16"/>
               <w:rtl w:val="0"/>
@@ -1024,6 +1063,7 @@
             <w:rPr>
               <w:rFonts w:ascii="Verdana" w:cs="Verdana" w:eastAsia="Verdana" w:hAnsi="Verdana"/>
               <w:b w:val="1"/>
+              <w:bCs w:val="1"/>
               <w:sz w:val="16"/>
               <w:szCs w:val="16"/>
               <w:rtl w:val="0"/>
@@ -1050,6 +1090,7 @@
             <w:rPr>
               <w:rFonts w:ascii="Verdana" w:cs="Verdana" w:eastAsia="Verdana" w:hAnsi="Verdana"/>
               <w:b w:val="1"/>
+              <w:bCs w:val="1"/>
               <w:sz w:val="16"/>
               <w:szCs w:val="16"/>
             </w:rPr>
@@ -1058,6 +1099,7 @@
             <w:rPr>
               <w:rFonts w:ascii="Arial" w:cs="Arial" w:eastAsia="Arial" w:hAnsi="Arial"/>
               <w:b w:val="1"/>
+              <w:bCs w:val="1"/>
               <w:smallCaps w:val="1"/>
               <w:sz w:val="16"/>
               <w:szCs w:val="16"/>
@@ -1070,6 +1112,7 @@
               <w:rPr>
                 <w:rFonts w:ascii="Verdana" w:cs="Verdana" w:eastAsia="Verdana" w:hAnsi="Verdana"/>
                 <w:b w:val="1"/>
+                <w:bCs w:val="1"/>
                 <w:sz w:val="16"/>
                 <w:szCs w:val="16"/>
                 <w:rtl w:val="0"/>
@@ -1081,6 +1124,7 @@
             <w:rPr>
               <w:rFonts w:ascii="Verdana" w:cs="Verdana" w:eastAsia="Verdana" w:hAnsi="Verdana"/>
               <w:b w:val="1"/>
+              <w:bCs w:val="1"/>
               <w:sz w:val="16"/>
               <w:szCs w:val="16"/>
               <w:rtl w:val="0"/>
@@ -1096,6 +1140,7 @@
             <w:rPr>
               <w:rFonts w:ascii="Verdana" w:cs="Verdana" w:eastAsia="Verdana" w:hAnsi="Verdana"/>
               <w:b w:val="1"/>
+              <w:bCs w:val="1"/>
               <w:sz w:val="16"/>
               <w:szCs w:val="16"/>
               <w:rtl w:val="0"/>
@@ -1122,6 +1167,7 @@
             <w:rPr>
               <w:rFonts w:ascii="Verdana" w:cs="Verdana" w:eastAsia="Verdana" w:hAnsi="Verdana"/>
               <w:b w:val="1"/>
+              <w:bCs w:val="1"/>
               <w:sz w:val="16"/>
               <w:szCs w:val="16"/>
             </w:rPr>
@@ -1130,6 +1176,7 @@
             <w:rPr>
               <w:rFonts w:ascii="Arial" w:cs="Arial" w:eastAsia="Arial" w:hAnsi="Arial"/>
               <w:b w:val="1"/>
+              <w:bCs w:val="1"/>
               <w:smallCaps w:val="1"/>
               <w:sz w:val="16"/>
               <w:szCs w:val="16"/>
@@ -1142,6 +1189,7 @@
               <w:rPr>
                 <w:rFonts w:ascii="Verdana" w:cs="Verdana" w:eastAsia="Verdana" w:hAnsi="Verdana"/>
                 <w:b w:val="1"/>
+                <w:bCs w:val="1"/>
                 <w:sz w:val="16"/>
                 <w:szCs w:val="16"/>
                 <w:rtl w:val="0"/>
@@ -1153,6 +1201,7 @@
             <w:rPr>
               <w:rFonts w:ascii="Verdana" w:cs="Verdana" w:eastAsia="Verdana" w:hAnsi="Verdana"/>
               <w:b w:val="1"/>
+              <w:bCs w:val="1"/>
               <w:sz w:val="16"/>
               <w:szCs w:val="16"/>
               <w:rtl w:val="0"/>
@@ -1168,6 +1217,7 @@
             <w:rPr>
               <w:rFonts w:ascii="Verdana" w:cs="Verdana" w:eastAsia="Verdana" w:hAnsi="Verdana"/>
               <w:b w:val="1"/>
+              <w:bCs w:val="1"/>
               <w:sz w:val="16"/>
               <w:szCs w:val="16"/>
               <w:rtl w:val="0"/>
@@ -1294,6 +1344,7 @@
       <w:r>
         <w:rPr>
           <w:b w:val="1"/>
+          <w:bCs w:val="1"/>
           <w:rtl w:val="0"/>
         </w:rPr>
         <w:t xml:space="preserve">Wordpress</w:t>
@@ -1307,7 +1358,9 @@
       <w:r>
         <w:rPr>
           <w:b w:val="1"/>
+          <w:bCs w:val="1"/>
           <w:i w:val="1"/>
+          <w:iCs w:val="1"/>
           <w:rtl w:val="0"/>
         </w:rPr>
         <w:t xml:space="preserve">Kubernetes</w:t>
@@ -1321,7 +1374,9 @@
       <w:r>
         <w:rPr>
           <w:b w:val="1"/>
+          <w:bCs w:val="1"/>
           <w:i w:val="1"/>
+          <w:iCs w:val="1"/>
           <w:rtl w:val="0"/>
         </w:rPr>
         <w:t xml:space="preserve">MiniKube</w:t>
@@ -1335,6 +1390,7 @@
       <w:r>
         <w:rPr>
           <w:b w:val="1"/>
+          <w:bCs w:val="1"/>
           <w:rtl w:val="0"/>
         </w:rPr>
         <w:t xml:space="preserve">MySQL</w:t>
@@ -1348,6 +1404,7 @@
       <w:r>
         <w:rPr>
           <w:b w:val="1"/>
+          <w:bCs w:val="1"/>
           <w:rtl w:val="0"/>
         </w:rPr>
         <w:t xml:space="preserve">Wordpress</w:t>
@@ -1474,14 +1531,14 @@
         <w:rPr/>
         <w:drawing>
           <wp:inline distB="114300" distT="114300" distL="114300" distR="114300">
-            <wp:extent cx="6120000" cy="1244600"/>
+            <wp:extent cx="6120000" cy="1727200"/>
             <wp:effectExtent b="0" l="0" r="0" t="0"/>
-            <wp:docPr id="9" name="image5.png"/>
+            <wp:docPr id="5" name="image4.png"/>
             <a:graphic>
               <a:graphicData uri="http://schemas.openxmlformats.org/drawingml/2006/picture">
                 <pic:pic>
                   <pic:nvPicPr>
-                    <pic:cNvPr id="0" name="image5.png"/>
+                    <pic:cNvPr id="0" name="image4.png"/>
                     <pic:cNvPicPr preferRelativeResize="0"/>
                   </pic:nvPicPr>
                   <pic:blipFill>
@@ -1494,7 +1551,7 @@
                   <pic:spPr>
                     <a:xfrm>
                       <a:off x="0" y="0"/>
-                      <a:ext cx="6120000" cy="1244600"/>
+                      <a:ext cx="6120000" cy="1727200"/>
                     </a:xfrm>
                     <a:prstGeom prst="rect"/>
                     <a:ln/>
@@ -1557,6 +1614,7 @@
       <w:r>
         <w:rPr>
           <w:b w:val="1"/>
+          <w:bCs w:val="1"/>
           <w:rtl w:val="0"/>
         </w:rPr>
         <w:t xml:space="preserve">MySQL</w:t>
@@ -1570,6 +1628,7 @@
       <w:r>
         <w:rPr>
           <w:b w:val="1"/>
+          <w:bCs w:val="1"/>
           <w:rtl w:val="0"/>
         </w:rPr>
         <w:t xml:space="preserve">YAML</w:t>
@@ -1589,7 +1648,9 @@
       <w:r>
         <w:rPr>
           <w:b w:val="1"/>
+          <w:bCs w:val="1"/>
           <w:i w:val="1"/>
+          <w:iCs w:val="1"/>
           <w:rtl w:val="0"/>
         </w:rPr>
         <w:t xml:space="preserve">mysql-deployment.yaml</w:t>
@@ -1652,6 +1713,7 @@
               <w:rPr>
                 <w:rFonts w:ascii="Consolas" w:cs="Consolas" w:eastAsia="Consolas" w:hAnsi="Consolas"/>
                 <w:i w:val="1"/>
+                <w:iCs w:val="1"/>
                 <w:color w:val="999988"/>
                 <w:sz w:val="16"/>
                 <w:szCs w:val="16"/>
@@ -1662,6 +1724,7 @@
               <w:rPr>
                 <w:rFonts w:ascii="Consolas" w:cs="Consolas" w:eastAsia="Consolas" w:hAnsi="Consolas"/>
                 <w:i w:val="1"/>
+                <w:iCs w:val="1"/>
                 <w:color w:val="333333"/>
                 <w:sz w:val="16"/>
                 <w:szCs w:val="16"/>
@@ -1674,6 +1737,7 @@
               <w:rPr>
                 <w:rFonts w:ascii="Consolas" w:cs="Consolas" w:eastAsia="Consolas" w:hAnsi="Consolas"/>
                 <w:i w:val="1"/>
+                <w:iCs w:val="1"/>
                 <w:color w:val="dd1144"/>
                 <w:sz w:val="16"/>
                 <w:szCs w:val="16"/>
@@ -1686,18 +1750,20 @@
               <w:rPr>
                 <w:rFonts w:ascii="Consolas" w:cs="Consolas" w:eastAsia="Consolas" w:hAnsi="Consolas"/>
                 <w:i w:val="1"/>
-                <w:color w:val="333333"/>
-                <w:sz w:val="16"/>
-                <w:szCs w:val="16"/>
-                <w:shd w:fill="f8f8f8" w:val="clear"/>
-                <w:rtl w:val="0"/>
-              </w:rPr>
-              <w:br w:type="textWrapping"/>
-            </w:r>
-            <w:r>
-              <w:rPr>
-                <w:rFonts w:ascii="Consolas" w:cs="Consolas" w:eastAsia="Consolas" w:hAnsi="Consolas"/>
-                <w:i w:val="1"/>
+                <w:iCs w:val="1"/>
+                <w:color w:val="333333"/>
+                <w:sz w:val="16"/>
+                <w:szCs w:val="16"/>
+                <w:shd w:fill="f8f8f8" w:val="clear"/>
+                <w:rtl w:val="0"/>
+              </w:rPr>
+              <w:br w:type="textWrapping"/>
+            </w:r>
+            <w:r>
+              <w:rPr>
+                <w:rFonts w:ascii="Consolas" w:cs="Consolas" w:eastAsia="Consolas" w:hAnsi="Consolas"/>
+                <w:i w:val="1"/>
+                <w:iCs w:val="1"/>
                 <w:color w:val="999988"/>
                 <w:sz w:val="16"/>
                 <w:szCs w:val="16"/>
@@ -1710,6 +1776,7 @@
               <w:rPr>
                 <w:rFonts w:ascii="Consolas" w:cs="Consolas" w:eastAsia="Consolas" w:hAnsi="Consolas"/>
                 <w:i w:val="1"/>
+                <w:iCs w:val="1"/>
                 <w:color w:val="333333"/>
                 <w:sz w:val="16"/>
                 <w:szCs w:val="16"/>
@@ -1723,6 +1790,7 @@
               <w:rPr>
                 <w:rFonts w:ascii="Consolas" w:cs="Consolas" w:eastAsia="Consolas" w:hAnsi="Consolas"/>
                 <w:i w:val="1"/>
+                <w:iCs w:val="1"/>
                 <w:color w:val="dd1144"/>
                 <w:sz w:val="16"/>
                 <w:szCs w:val="16"/>
@@ -1735,6 +1803,7 @@
               <w:rPr>
                 <w:rFonts w:ascii="Consolas" w:cs="Consolas" w:eastAsia="Consolas" w:hAnsi="Consolas"/>
                 <w:i w:val="1"/>
+                <w:iCs w:val="1"/>
                 <w:color w:val="333333"/>
                 <w:sz w:val="16"/>
                 <w:szCs w:val="16"/>
@@ -1750,6 +1819,7 @@
               <w:rPr>
                 <w:rFonts w:ascii="Consolas" w:cs="Consolas" w:eastAsia="Consolas" w:hAnsi="Consolas"/>
                 <w:i w:val="1"/>
+                <w:iCs w:val="1"/>
                 <w:color w:val="dd1144"/>
                 <w:sz w:val="16"/>
                 <w:szCs w:val="16"/>
@@ -1762,6 +1832,7 @@
               <w:rPr>
                 <w:rFonts w:ascii="Consolas" w:cs="Consolas" w:eastAsia="Consolas" w:hAnsi="Consolas"/>
                 <w:i w:val="1"/>
+                <w:iCs w:val="1"/>
                 <w:color w:val="333333"/>
                 <w:sz w:val="16"/>
                 <w:szCs w:val="16"/>
@@ -1778,6 +1849,7 @@
               <w:rPr>
                 <w:rFonts w:ascii="Consolas" w:cs="Consolas" w:eastAsia="Consolas" w:hAnsi="Consolas"/>
                 <w:i w:val="1"/>
+                <w:iCs w:val="1"/>
                 <w:color w:val="dd1144"/>
                 <w:sz w:val="16"/>
                 <w:szCs w:val="16"/>
@@ -1790,18 +1862,20 @@
               <w:rPr>
                 <w:rFonts w:ascii="Consolas" w:cs="Consolas" w:eastAsia="Consolas" w:hAnsi="Consolas"/>
                 <w:i w:val="1"/>
-                <w:color w:val="333333"/>
-                <w:sz w:val="16"/>
-                <w:szCs w:val="16"/>
-                <w:shd w:fill="f8f8f8" w:val="clear"/>
-                <w:rtl w:val="0"/>
-              </w:rPr>
-              <w:br w:type="textWrapping"/>
-            </w:r>
-            <w:r>
-              <w:rPr>
-                <w:rFonts w:ascii="Consolas" w:cs="Consolas" w:eastAsia="Consolas" w:hAnsi="Consolas"/>
-                <w:i w:val="1"/>
+                <w:iCs w:val="1"/>
+                <w:color w:val="333333"/>
+                <w:sz w:val="16"/>
+                <w:szCs w:val="16"/>
+                <w:shd w:fill="f8f8f8" w:val="clear"/>
+                <w:rtl w:val="0"/>
+              </w:rPr>
+              <w:br w:type="textWrapping"/>
+            </w:r>
+            <w:r>
+              <w:rPr>
+                <w:rFonts w:ascii="Consolas" w:cs="Consolas" w:eastAsia="Consolas" w:hAnsi="Consolas"/>
+                <w:i w:val="1"/>
+                <w:iCs w:val="1"/>
                 <w:color w:val="999988"/>
                 <w:sz w:val="16"/>
                 <w:szCs w:val="16"/>
@@ -1814,6 +1888,7 @@
               <w:rPr>
                 <w:rFonts w:ascii="Consolas" w:cs="Consolas" w:eastAsia="Consolas" w:hAnsi="Consolas"/>
                 <w:i w:val="1"/>
+                <w:iCs w:val="1"/>
                 <w:color w:val="333333"/>
                 <w:sz w:val="16"/>
                 <w:szCs w:val="16"/>
@@ -1831,6 +1906,7 @@
               <w:rPr>
                 <w:rFonts w:ascii="Consolas" w:cs="Consolas" w:eastAsia="Consolas" w:hAnsi="Consolas"/>
                 <w:i w:val="1"/>
+                <w:iCs w:val="1"/>
                 <w:color w:val="999988"/>
                 <w:sz w:val="16"/>
                 <w:szCs w:val="16"/>
@@ -1843,19 +1919,21 @@
               <w:rPr>
                 <w:rFonts w:ascii="Consolas" w:cs="Consolas" w:eastAsia="Consolas" w:hAnsi="Consolas"/>
                 <w:i w:val="1"/>
-                <w:color w:val="333333"/>
-                <w:sz w:val="16"/>
-                <w:szCs w:val="16"/>
-                <w:shd w:fill="f8f8f8" w:val="clear"/>
-                <w:rtl w:val="0"/>
-              </w:rPr>
-              <w:br w:type="textWrapping"/>
-              <w:tab/>
-            </w:r>
-            <w:r>
-              <w:rPr>
-                <w:rFonts w:ascii="Consolas" w:cs="Consolas" w:eastAsia="Consolas" w:hAnsi="Consolas"/>
-                <w:i w:val="1"/>
+                <w:iCs w:val="1"/>
+                <w:color w:val="333333"/>
+                <w:sz w:val="16"/>
+                <w:szCs w:val="16"/>
+                <w:shd w:fill="f8f8f8" w:val="clear"/>
+                <w:rtl w:val="0"/>
+              </w:rPr>
+              <w:br w:type="textWrapping"/>
+              <w:tab/>
+            </w:r>
+            <w:r>
+              <w:rPr>
+                <w:rFonts w:ascii="Consolas" w:cs="Consolas" w:eastAsia="Consolas" w:hAnsi="Consolas"/>
+                <w:i w:val="1"/>
+                <w:iCs w:val="1"/>
                 <w:color w:val="990073"/>
                 <w:sz w:val="16"/>
                 <w:szCs w:val="16"/>
@@ -1868,6 +1946,7 @@
               <w:rPr>
                 <w:rFonts w:ascii="Consolas" w:cs="Consolas" w:eastAsia="Consolas" w:hAnsi="Consolas"/>
                 <w:i w:val="1"/>
+                <w:iCs w:val="1"/>
                 <w:color w:val="333333"/>
                 <w:sz w:val="16"/>
                 <w:szCs w:val="16"/>
@@ -1880,6 +1959,7 @@
               <w:rPr>
                 <w:rFonts w:ascii="Consolas" w:cs="Consolas" w:eastAsia="Consolas" w:hAnsi="Consolas"/>
                 <w:i w:val="1"/>
+                <w:iCs w:val="1"/>
                 <w:color w:val="008080"/>
                 <w:sz w:val="16"/>
                 <w:szCs w:val="16"/>
@@ -1892,6 +1972,7 @@
               <w:rPr>
                 <w:rFonts w:ascii="Consolas" w:cs="Consolas" w:eastAsia="Consolas" w:hAnsi="Consolas"/>
                 <w:i w:val="1"/>
+                <w:iCs w:val="1"/>
                 <w:color w:val="333333"/>
                 <w:sz w:val="16"/>
                 <w:szCs w:val="16"/>
@@ -1908,6 +1989,7 @@
               <w:rPr>
                 <w:rFonts w:ascii="Consolas" w:cs="Consolas" w:eastAsia="Consolas" w:hAnsi="Consolas"/>
                 <w:i w:val="1"/>
+                <w:iCs w:val="1"/>
                 <w:color w:val="dd1144"/>
                 <w:sz w:val="16"/>
                 <w:szCs w:val="16"/>
@@ -1920,6 +2002,7 @@
               <w:rPr>
                 <w:rFonts w:ascii="Consolas" w:cs="Consolas" w:eastAsia="Consolas" w:hAnsi="Consolas"/>
                 <w:i w:val="1"/>
+                <w:iCs w:val="1"/>
                 <w:color w:val="333333"/>
                 <w:sz w:val="16"/>
                 <w:szCs w:val="16"/>
@@ -1934,6 +2017,7 @@
               <w:rPr>
                 <w:rFonts w:ascii="Consolas" w:cs="Consolas" w:eastAsia="Consolas" w:hAnsi="Consolas"/>
                 <w:i w:val="1"/>
+                <w:iCs w:val="1"/>
                 <w:color w:val="dd1144"/>
                 <w:sz w:val="16"/>
                 <w:szCs w:val="16"/>
@@ -1946,6 +2030,7 @@
               <w:rPr>
                 <w:rFonts w:ascii="Consolas" w:cs="Consolas" w:eastAsia="Consolas" w:hAnsi="Consolas"/>
                 <w:i w:val="1"/>
+                <w:iCs w:val="1"/>
                 <w:color w:val="333333"/>
                 <w:sz w:val="16"/>
                 <w:szCs w:val="16"/>
@@ -1959,6 +2044,7 @@
               <w:rPr>
                 <w:rFonts w:ascii="Consolas" w:cs="Consolas" w:eastAsia="Consolas" w:hAnsi="Consolas"/>
                 <w:i w:val="1"/>
+                <w:iCs w:val="1"/>
                 <w:color w:val="dd1144"/>
                 <w:sz w:val="16"/>
                 <w:szCs w:val="16"/>
@@ -1971,6 +2057,7 @@
               <w:rPr>
                 <w:rFonts w:ascii="Consolas" w:cs="Consolas" w:eastAsia="Consolas" w:hAnsi="Consolas"/>
                 <w:i w:val="1"/>
+                <w:iCs w:val="1"/>
                 <w:color w:val="333333"/>
                 <w:sz w:val="16"/>
                 <w:szCs w:val="16"/>
@@ -1983,7 +2070,9 @@
               <w:rPr>
                 <w:rFonts w:ascii="Consolas" w:cs="Consolas" w:eastAsia="Consolas" w:hAnsi="Consolas"/>
                 <w:b w:val="1"/>
-                <w:i w:val="1"/>
+                <w:bCs w:val="1"/>
+                <w:i w:val="1"/>
+                <w:iCs w:val="1"/>
                 <w:color w:val="999999"/>
                 <w:sz w:val="16"/>
                 <w:szCs w:val="16"/>
@@ -1996,18 +2085,20 @@
               <w:rPr>
                 <w:rFonts w:ascii="Consolas" w:cs="Consolas" w:eastAsia="Consolas" w:hAnsi="Consolas"/>
                 <w:i w:val="1"/>
-                <w:color w:val="333333"/>
-                <w:sz w:val="16"/>
-                <w:szCs w:val="16"/>
-                <w:shd w:fill="f8f8f8" w:val="clear"/>
-                <w:rtl w:val="0"/>
-              </w:rPr>
-              <w:br w:type="textWrapping"/>
-            </w:r>
-            <w:r>
-              <w:rPr>
-                <w:rFonts w:ascii="Consolas" w:cs="Consolas" w:eastAsia="Consolas" w:hAnsi="Consolas"/>
-                <w:i w:val="1"/>
+                <w:iCs w:val="1"/>
+                <w:color w:val="333333"/>
+                <w:sz w:val="16"/>
+                <w:szCs w:val="16"/>
+                <w:shd w:fill="f8f8f8" w:val="clear"/>
+                <w:rtl w:val="0"/>
+              </w:rPr>
+              <w:br w:type="textWrapping"/>
+            </w:r>
+            <w:r>
+              <w:rPr>
+                <w:rFonts w:ascii="Consolas" w:cs="Consolas" w:eastAsia="Consolas" w:hAnsi="Consolas"/>
+                <w:i w:val="1"/>
+                <w:iCs w:val="1"/>
                 <w:color w:val="999988"/>
                 <w:sz w:val="16"/>
                 <w:szCs w:val="16"/>
@@ -2020,6 +2111,7 @@
               <w:rPr>
                 <w:rFonts w:ascii="Consolas" w:cs="Consolas" w:eastAsia="Consolas" w:hAnsi="Consolas"/>
                 <w:i w:val="1"/>
+                <w:iCs w:val="1"/>
                 <w:color w:val="333333"/>
                 <w:sz w:val="16"/>
                 <w:szCs w:val="16"/>
@@ -2033,6 +2125,7 @@
               <w:rPr>
                 <w:rFonts w:ascii="Consolas" w:cs="Consolas" w:eastAsia="Consolas" w:hAnsi="Consolas"/>
                 <w:i w:val="1"/>
+                <w:iCs w:val="1"/>
                 <w:color w:val="dd1144"/>
                 <w:sz w:val="16"/>
                 <w:szCs w:val="16"/>
@@ -2045,6 +2138,7 @@
               <w:rPr>
                 <w:rFonts w:ascii="Consolas" w:cs="Consolas" w:eastAsia="Consolas" w:hAnsi="Consolas"/>
                 <w:i w:val="1"/>
+                <w:iCs w:val="1"/>
                 <w:color w:val="333333"/>
                 <w:sz w:val="16"/>
                 <w:szCs w:val="16"/>
@@ -2058,6 +2152,7 @@
               <w:rPr>
                 <w:rFonts w:ascii="Consolas" w:cs="Consolas" w:eastAsia="Consolas" w:hAnsi="Consolas"/>
                 <w:i w:val="1"/>
+                <w:iCs w:val="1"/>
                 <w:color w:val="dd1144"/>
                 <w:sz w:val="16"/>
                 <w:szCs w:val="16"/>
@@ -2070,6 +2165,7 @@
               <w:rPr>
                 <w:rFonts w:ascii="Consolas" w:cs="Consolas" w:eastAsia="Consolas" w:hAnsi="Consolas"/>
                 <w:i w:val="1"/>
+                <w:iCs w:val="1"/>
                 <w:color w:val="333333"/>
                 <w:sz w:val="16"/>
                 <w:szCs w:val="16"/>
@@ -2085,6 +2181,7 @@
               <w:rPr>
                 <w:rFonts w:ascii="Consolas" w:cs="Consolas" w:eastAsia="Consolas" w:hAnsi="Consolas"/>
                 <w:i w:val="1"/>
+                <w:iCs w:val="1"/>
                 <w:color w:val="dd1144"/>
                 <w:sz w:val="16"/>
                 <w:szCs w:val="16"/>
@@ -2097,6 +2194,7 @@
               <w:rPr>
                 <w:rFonts w:ascii="Consolas" w:cs="Consolas" w:eastAsia="Consolas" w:hAnsi="Consolas"/>
                 <w:i w:val="1"/>
+                <w:iCs w:val="1"/>
                 <w:color w:val="333333"/>
                 <w:sz w:val="16"/>
                 <w:szCs w:val="16"/>
@@ -2113,6 +2211,7 @@
               <w:rPr>
                 <w:rFonts w:ascii="Consolas" w:cs="Consolas" w:eastAsia="Consolas" w:hAnsi="Consolas"/>
                 <w:i w:val="1"/>
+                <w:iCs w:val="1"/>
                 <w:color w:val="dd1144"/>
                 <w:sz w:val="16"/>
                 <w:szCs w:val="16"/>
@@ -2125,6 +2224,7 @@
               <w:rPr>
                 <w:rFonts w:ascii="Consolas" w:cs="Consolas" w:eastAsia="Consolas" w:hAnsi="Consolas"/>
                 <w:i w:val="1"/>
+                <w:iCs w:val="1"/>
                 <w:color w:val="333333"/>
                 <w:sz w:val="16"/>
                 <w:szCs w:val="16"/>
@@ -2142,6 +2242,7 @@
               <w:rPr>
                 <w:rFonts w:ascii="Consolas" w:cs="Consolas" w:eastAsia="Consolas" w:hAnsi="Consolas"/>
                 <w:i w:val="1"/>
+                <w:iCs w:val="1"/>
                 <w:color w:val="990073"/>
                 <w:sz w:val="16"/>
                 <w:szCs w:val="16"/>
@@ -2154,6 +2255,7 @@
               <w:rPr>
                 <w:rFonts w:ascii="Consolas" w:cs="Consolas" w:eastAsia="Consolas" w:hAnsi="Consolas"/>
                 <w:i w:val="1"/>
+                <w:iCs w:val="1"/>
                 <w:color w:val="333333"/>
                 <w:sz w:val="16"/>
                 <w:szCs w:val="16"/>
@@ -2166,6 +2268,7 @@
               <w:rPr>
                 <w:rFonts w:ascii="Consolas" w:cs="Consolas" w:eastAsia="Consolas" w:hAnsi="Consolas"/>
                 <w:i w:val="1"/>
+                <w:iCs w:val="1"/>
                 <w:color w:val="dd1144"/>
                 <w:sz w:val="16"/>
                 <w:szCs w:val="16"/>
@@ -2178,6 +2281,7 @@
               <w:rPr>
                 <w:rFonts w:ascii="Consolas" w:cs="Consolas" w:eastAsia="Consolas" w:hAnsi="Consolas"/>
                 <w:i w:val="1"/>
+                <w:iCs w:val="1"/>
                 <w:color w:val="333333"/>
                 <w:sz w:val="16"/>
                 <w:szCs w:val="16"/>
@@ -2198,6 +2302,7 @@
               <w:rPr>
                 <w:rFonts w:ascii="Consolas" w:cs="Consolas" w:eastAsia="Consolas" w:hAnsi="Consolas"/>
                 <w:i w:val="1"/>
+                <w:iCs w:val="1"/>
                 <w:color w:val="008080"/>
                 <w:sz w:val="16"/>
                 <w:szCs w:val="16"/>
@@ -2210,6 +2315,7 @@
               <w:rPr>
                 <w:rFonts w:ascii="Consolas" w:cs="Consolas" w:eastAsia="Consolas" w:hAnsi="Consolas"/>
                 <w:i w:val="1"/>
+                <w:iCs w:val="1"/>
                 <w:color w:val="dd1144"/>
                 <w:sz w:val="16"/>
                 <w:szCs w:val="16"/>
@@ -2222,6 +2328,7 @@
               <w:rPr>
                 <w:rFonts w:ascii="Consolas" w:cs="Consolas" w:eastAsia="Consolas" w:hAnsi="Consolas"/>
                 <w:i w:val="1"/>
+                <w:iCs w:val="1"/>
                 <w:color w:val="333333"/>
                 <w:sz w:val="16"/>
                 <w:szCs w:val="16"/>
@@ -2234,7 +2341,9 @@
               <w:rPr>
                 <w:rFonts w:ascii="Consolas" w:cs="Consolas" w:eastAsia="Consolas" w:hAnsi="Consolas"/>
                 <w:b w:val="1"/>
-                <w:i w:val="1"/>
+                <w:bCs w:val="1"/>
+                <w:i w:val="1"/>
+                <w:iCs w:val="1"/>
                 <w:color w:val="999999"/>
                 <w:sz w:val="16"/>
                 <w:szCs w:val="16"/>
@@ -2247,18 +2356,20 @@
               <w:rPr>
                 <w:rFonts w:ascii="Consolas" w:cs="Consolas" w:eastAsia="Consolas" w:hAnsi="Consolas"/>
                 <w:i w:val="1"/>
-                <w:color w:val="333333"/>
-                <w:sz w:val="16"/>
-                <w:szCs w:val="16"/>
-                <w:shd w:fill="f8f8f8" w:val="clear"/>
-                <w:rtl w:val="0"/>
-              </w:rPr>
-              <w:br w:type="textWrapping"/>
-            </w:r>
-            <w:r>
-              <w:rPr>
-                <w:rFonts w:ascii="Consolas" w:cs="Consolas" w:eastAsia="Consolas" w:hAnsi="Consolas"/>
-                <w:i w:val="1"/>
+                <w:iCs w:val="1"/>
+                <w:color w:val="333333"/>
+                <w:sz w:val="16"/>
+                <w:szCs w:val="16"/>
+                <w:shd w:fill="f8f8f8" w:val="clear"/>
+                <w:rtl w:val="0"/>
+              </w:rPr>
+              <w:br w:type="textWrapping"/>
+            </w:r>
+            <w:r>
+              <w:rPr>
+                <w:rFonts w:ascii="Consolas" w:cs="Consolas" w:eastAsia="Consolas" w:hAnsi="Consolas"/>
+                <w:i w:val="1"/>
+                <w:iCs w:val="1"/>
                 <w:color w:val="999988"/>
                 <w:sz w:val="16"/>
                 <w:szCs w:val="16"/>
@@ -2271,6 +2382,7 @@
               <w:rPr>
                 <w:rFonts w:ascii="Consolas" w:cs="Consolas" w:eastAsia="Consolas" w:hAnsi="Consolas"/>
                 <w:i w:val="1"/>
+                <w:iCs w:val="1"/>
                 <w:color w:val="333333"/>
                 <w:sz w:val="16"/>
                 <w:szCs w:val="16"/>
@@ -2284,6 +2396,7 @@
               <w:rPr>
                 <w:rFonts w:ascii="Consolas" w:cs="Consolas" w:eastAsia="Consolas" w:hAnsi="Consolas"/>
                 <w:i w:val="1"/>
+                <w:iCs w:val="1"/>
                 <w:color w:val="dd1144"/>
                 <w:sz w:val="16"/>
                 <w:szCs w:val="16"/>
@@ -2296,6 +2409,7 @@
               <w:rPr>
                 <w:rFonts w:ascii="Consolas" w:cs="Consolas" w:eastAsia="Consolas" w:hAnsi="Consolas"/>
                 <w:i w:val="1"/>
+                <w:iCs w:val="1"/>
                 <w:color w:val="333333"/>
                 <w:sz w:val="16"/>
                 <w:szCs w:val="16"/>
@@ -2309,6 +2423,7 @@
               <w:rPr>
                 <w:rFonts w:ascii="Consolas" w:cs="Consolas" w:eastAsia="Consolas" w:hAnsi="Consolas"/>
                 <w:i w:val="1"/>
+                <w:iCs w:val="1"/>
                 <w:color w:val="dd1144"/>
                 <w:sz w:val="16"/>
                 <w:szCs w:val="16"/>
@@ -2321,6 +2436,7 @@
               <w:rPr>
                 <w:rFonts w:ascii="Consolas" w:cs="Consolas" w:eastAsia="Consolas" w:hAnsi="Consolas"/>
                 <w:i w:val="1"/>
+                <w:iCs w:val="1"/>
                 <w:color w:val="333333"/>
                 <w:sz w:val="16"/>
                 <w:szCs w:val="16"/>
@@ -2336,6 +2452,7 @@
               <w:rPr>
                 <w:rFonts w:ascii="Consolas" w:cs="Consolas" w:eastAsia="Consolas" w:hAnsi="Consolas"/>
                 <w:i w:val="1"/>
+                <w:iCs w:val="1"/>
                 <w:color w:val="dd1144"/>
                 <w:sz w:val="16"/>
                 <w:szCs w:val="16"/>
@@ -2348,6 +2465,7 @@
               <w:rPr>
                 <w:rFonts w:ascii="Consolas" w:cs="Consolas" w:eastAsia="Consolas" w:hAnsi="Consolas"/>
                 <w:i w:val="1"/>
+                <w:iCs w:val="1"/>
                 <w:color w:val="333333"/>
                 <w:sz w:val="16"/>
                 <w:szCs w:val="16"/>
@@ -2364,6 +2482,7 @@
               <w:rPr>
                 <w:rFonts w:ascii="Consolas" w:cs="Consolas" w:eastAsia="Consolas" w:hAnsi="Consolas"/>
                 <w:i w:val="1"/>
+                <w:iCs w:val="1"/>
                 <w:color w:val="dd1144"/>
                 <w:sz w:val="16"/>
                 <w:szCs w:val="16"/>
@@ -2376,6 +2495,7 @@
               <w:rPr>
                 <w:rFonts w:ascii="Consolas" w:cs="Consolas" w:eastAsia="Consolas" w:hAnsi="Consolas"/>
                 <w:i w:val="1"/>
+                <w:iCs w:val="1"/>
                 <w:color w:val="333333"/>
                 <w:sz w:val="16"/>
                 <w:szCs w:val="16"/>
@@ -2398,6 +2518,7 @@
               <w:rPr>
                 <w:rFonts w:ascii="Consolas" w:cs="Consolas" w:eastAsia="Consolas" w:hAnsi="Consolas"/>
                 <w:i w:val="1"/>
+                <w:iCs w:val="1"/>
                 <w:color w:val="dd1144"/>
                 <w:sz w:val="16"/>
                 <w:szCs w:val="16"/>
@@ -2410,6 +2531,7 @@
               <w:rPr>
                 <w:rFonts w:ascii="Consolas" w:cs="Consolas" w:eastAsia="Consolas" w:hAnsi="Consolas"/>
                 <w:i w:val="1"/>
+                <w:iCs w:val="1"/>
                 <w:color w:val="333333"/>
                 <w:sz w:val="16"/>
                 <w:szCs w:val="16"/>
@@ -2425,6 +2547,7 @@
               <w:rPr>
                 <w:rFonts w:ascii="Consolas" w:cs="Consolas" w:eastAsia="Consolas" w:hAnsi="Consolas"/>
                 <w:i w:val="1"/>
+                <w:iCs w:val="1"/>
                 <w:color w:val="dd1144"/>
                 <w:sz w:val="16"/>
                 <w:szCs w:val="16"/>
@@ -2437,6 +2560,7 @@
               <w:rPr>
                 <w:rFonts w:ascii="Consolas" w:cs="Consolas" w:eastAsia="Consolas" w:hAnsi="Consolas"/>
                 <w:i w:val="1"/>
+                <w:iCs w:val="1"/>
                 <w:color w:val="333333"/>
                 <w:sz w:val="16"/>
                 <w:szCs w:val="16"/>
@@ -2453,6 +2577,7 @@
               <w:rPr>
                 <w:rFonts w:ascii="Consolas" w:cs="Consolas" w:eastAsia="Consolas" w:hAnsi="Consolas"/>
                 <w:i w:val="1"/>
+                <w:iCs w:val="1"/>
                 <w:color w:val="dd1144"/>
                 <w:sz w:val="16"/>
                 <w:szCs w:val="16"/>
@@ -2465,6 +2590,7 @@
               <w:rPr>
                 <w:rFonts w:ascii="Consolas" w:cs="Consolas" w:eastAsia="Consolas" w:hAnsi="Consolas"/>
                 <w:i w:val="1"/>
+                <w:iCs w:val="1"/>
                 <w:color w:val="333333"/>
                 <w:sz w:val="16"/>
                 <w:szCs w:val="16"/>
@@ -2489,6 +2615,7 @@
               <w:rPr>
                 <w:rFonts w:ascii="Consolas" w:cs="Consolas" w:eastAsia="Consolas" w:hAnsi="Consolas"/>
                 <w:i w:val="1"/>
+                <w:iCs w:val="1"/>
                 <w:color w:val="dd1144"/>
                 <w:sz w:val="16"/>
                 <w:szCs w:val="16"/>
@@ -2501,6 +2628,7 @@
               <w:rPr>
                 <w:rFonts w:ascii="Consolas" w:cs="Consolas" w:eastAsia="Consolas" w:hAnsi="Consolas"/>
                 <w:i w:val="1"/>
+                <w:iCs w:val="1"/>
                 <w:color w:val="333333"/>
                 <w:sz w:val="16"/>
                 <w:szCs w:val="16"/>
@@ -2516,6 +2644,7 @@
               <w:rPr>
                 <w:rFonts w:ascii="Consolas" w:cs="Consolas" w:eastAsia="Consolas" w:hAnsi="Consolas"/>
                 <w:i w:val="1"/>
+                <w:iCs w:val="1"/>
                 <w:color w:val="dd1144"/>
                 <w:sz w:val="16"/>
                 <w:szCs w:val="16"/>
@@ -2528,6 +2657,7 @@
               <w:rPr>
                 <w:rFonts w:ascii="Consolas" w:cs="Consolas" w:eastAsia="Consolas" w:hAnsi="Consolas"/>
                 <w:i w:val="1"/>
+                <w:iCs w:val="1"/>
                 <w:color w:val="333333"/>
                 <w:sz w:val="16"/>
                 <w:szCs w:val="16"/>
@@ -2545,6 +2675,7 @@
               <w:rPr>
                 <w:rFonts w:ascii="Consolas" w:cs="Consolas" w:eastAsia="Consolas" w:hAnsi="Consolas"/>
                 <w:i w:val="1"/>
+                <w:iCs w:val="1"/>
                 <w:color w:val="999988"/>
                 <w:sz w:val="16"/>
                 <w:szCs w:val="16"/>
@@ -2557,6 +2688,7 @@
               <w:rPr>
                 <w:rFonts w:ascii="Consolas" w:cs="Consolas" w:eastAsia="Consolas" w:hAnsi="Consolas"/>
                 <w:i w:val="1"/>
+                <w:iCs w:val="1"/>
                 <w:color w:val="333333"/>
                 <w:sz w:val="16"/>
                 <w:szCs w:val="16"/>
@@ -2575,6 +2707,7 @@
               <w:rPr>
                 <w:rFonts w:ascii="Consolas" w:cs="Consolas" w:eastAsia="Consolas" w:hAnsi="Consolas"/>
                 <w:i w:val="1"/>
+                <w:iCs w:val="1"/>
                 <w:color w:val="990073"/>
                 <w:sz w:val="16"/>
                 <w:szCs w:val="16"/>
@@ -2587,6 +2720,7 @@
               <w:rPr>
                 <w:rFonts w:ascii="Consolas" w:cs="Consolas" w:eastAsia="Consolas" w:hAnsi="Consolas"/>
                 <w:i w:val="1"/>
+                <w:iCs w:val="1"/>
                 <w:color w:val="333333"/>
                 <w:sz w:val="16"/>
                 <w:szCs w:val="16"/>
@@ -2603,6 +2737,7 @@
               <w:rPr>
                 <w:rFonts w:ascii="Consolas" w:cs="Consolas" w:eastAsia="Consolas" w:hAnsi="Consolas"/>
                 <w:i w:val="1"/>
+                <w:iCs w:val="1"/>
                 <w:color w:val="dd1144"/>
                 <w:sz w:val="16"/>
                 <w:szCs w:val="16"/>
@@ -2615,6 +2750,7 @@
               <w:rPr>
                 <w:rFonts w:ascii="Consolas" w:cs="Consolas" w:eastAsia="Consolas" w:hAnsi="Consolas"/>
                 <w:i w:val="1"/>
+                <w:iCs w:val="1"/>
                 <w:color w:val="333333"/>
                 <w:sz w:val="16"/>
                 <w:szCs w:val="16"/>
@@ -2629,6 +2765,7 @@
               <w:rPr>
                 <w:rFonts w:ascii="Consolas" w:cs="Consolas" w:eastAsia="Consolas" w:hAnsi="Consolas"/>
                 <w:i w:val="1"/>
+                <w:iCs w:val="1"/>
                 <w:color w:val="999988"/>
                 <w:sz w:val="16"/>
                 <w:szCs w:val="16"/>
@@ -2641,6 +2778,7 @@
               <w:rPr>
                 <w:rFonts w:ascii="Consolas" w:cs="Consolas" w:eastAsia="Consolas" w:hAnsi="Consolas"/>
                 <w:i w:val="1"/>
+                <w:iCs w:val="1"/>
                 <w:color w:val="333333"/>
                 <w:sz w:val="16"/>
                 <w:szCs w:val="16"/>
@@ -2659,6 +2797,7 @@
               <w:rPr>
                 <w:rFonts w:ascii="Consolas" w:cs="Consolas" w:eastAsia="Consolas" w:hAnsi="Consolas"/>
                 <w:i w:val="1"/>
+                <w:iCs w:val="1"/>
                 <w:color w:val="990073"/>
                 <w:sz w:val="16"/>
                 <w:szCs w:val="16"/>
@@ -2671,6 +2810,7 @@
               <w:rPr>
                 <w:rFonts w:ascii="Consolas" w:cs="Consolas" w:eastAsia="Consolas" w:hAnsi="Consolas"/>
                 <w:i w:val="1"/>
+                <w:iCs w:val="1"/>
                 <w:color w:val="333333"/>
                 <w:sz w:val="16"/>
                 <w:szCs w:val="16"/>
@@ -2683,6 +2823,7 @@
               <w:rPr>
                 <w:rFonts w:ascii="Consolas" w:cs="Consolas" w:eastAsia="Consolas" w:hAnsi="Consolas"/>
                 <w:i w:val="1"/>
+                <w:iCs w:val="1"/>
                 <w:color w:val="dd1144"/>
                 <w:sz w:val="16"/>
                 <w:szCs w:val="16"/>
@@ -2695,6 +2836,7 @@
               <w:rPr>
                 <w:rFonts w:ascii="Consolas" w:cs="Consolas" w:eastAsia="Consolas" w:hAnsi="Consolas"/>
                 <w:i w:val="1"/>
+                <w:iCs w:val="1"/>
                 <w:color w:val="333333"/>
                 <w:sz w:val="16"/>
                 <w:szCs w:val="16"/>
@@ -2710,6 +2852,7 @@
               <w:rPr>
                 <w:rFonts w:ascii="Consolas" w:cs="Consolas" w:eastAsia="Consolas" w:hAnsi="Consolas"/>
                 <w:i w:val="1"/>
+                <w:iCs w:val="1"/>
                 <w:color w:val="dd1144"/>
                 <w:sz w:val="16"/>
                 <w:szCs w:val="16"/>
@@ -2722,6 +2865,7 @@
               <w:rPr>
                 <w:rFonts w:ascii="Consolas" w:cs="Consolas" w:eastAsia="Consolas" w:hAnsi="Consolas"/>
                 <w:i w:val="1"/>
+                <w:iCs w:val="1"/>
                 <w:color w:val="333333"/>
                 <w:sz w:val="16"/>
                 <w:szCs w:val="16"/>
@@ -2736,6 +2880,7 @@
               <w:rPr>
                 <w:rFonts w:ascii="Consolas" w:cs="Consolas" w:eastAsia="Consolas" w:hAnsi="Consolas"/>
                 <w:i w:val="1"/>
+                <w:iCs w:val="1"/>
                 <w:color w:val="999988"/>
                 <w:sz w:val="16"/>
                 <w:szCs w:val="16"/>
@@ -2748,6 +2893,7 @@
               <w:rPr>
                 <w:rFonts w:ascii="Consolas" w:cs="Consolas" w:eastAsia="Consolas" w:hAnsi="Consolas"/>
                 <w:i w:val="1"/>
+                <w:iCs w:val="1"/>
                 <w:color w:val="333333"/>
                 <w:sz w:val="16"/>
                 <w:szCs w:val="16"/>
@@ -2766,6 +2912,7 @@
               <w:rPr>
                 <w:rFonts w:ascii="Consolas" w:cs="Consolas" w:eastAsia="Consolas" w:hAnsi="Consolas"/>
                 <w:i w:val="1"/>
+                <w:iCs w:val="1"/>
                 <w:color w:val="990073"/>
                 <w:sz w:val="16"/>
                 <w:szCs w:val="16"/>
@@ -2778,6 +2925,7 @@
               <w:rPr>
                 <w:rFonts w:ascii="Consolas" w:cs="Consolas" w:eastAsia="Consolas" w:hAnsi="Consolas"/>
                 <w:i w:val="1"/>
+                <w:iCs w:val="1"/>
                 <w:color w:val="333333"/>
                 <w:sz w:val="16"/>
                 <w:szCs w:val="16"/>
@@ -2790,6 +2938,7 @@
               <w:rPr>
                 <w:rFonts w:ascii="Consolas" w:cs="Consolas" w:eastAsia="Consolas" w:hAnsi="Consolas"/>
                 <w:i w:val="1"/>
+                <w:iCs w:val="1"/>
                 <w:color w:val="008080"/>
                 <w:sz w:val="16"/>
                 <w:szCs w:val="16"/>
@@ -2802,6 +2951,7 @@
               <w:rPr>
                 <w:rFonts w:ascii="Consolas" w:cs="Consolas" w:eastAsia="Consolas" w:hAnsi="Consolas"/>
                 <w:i w:val="1"/>
+                <w:iCs w:val="1"/>
                 <w:color w:val="333333"/>
                 <w:sz w:val="16"/>
                 <w:szCs w:val="16"/>
@@ -2817,6 +2967,7 @@
               <w:rPr>
                 <w:rFonts w:ascii="Consolas" w:cs="Consolas" w:eastAsia="Consolas" w:hAnsi="Consolas"/>
                 <w:i w:val="1"/>
+                <w:iCs w:val="1"/>
                 <w:color w:val="dd1144"/>
                 <w:sz w:val="16"/>
                 <w:szCs w:val="16"/>
@@ -2829,6 +2980,7 @@
               <w:rPr>
                 <w:rFonts w:ascii="Consolas" w:cs="Consolas" w:eastAsia="Consolas" w:hAnsi="Consolas"/>
                 <w:i w:val="1"/>
+                <w:iCs w:val="1"/>
                 <w:color w:val="333333"/>
                 <w:sz w:val="16"/>
                 <w:szCs w:val="16"/>
@@ -2843,6 +2995,7 @@
               <w:rPr>
                 <w:rFonts w:ascii="Consolas" w:cs="Consolas" w:eastAsia="Consolas" w:hAnsi="Consolas"/>
                 <w:i w:val="1"/>
+                <w:iCs w:val="1"/>
                 <w:color w:val="999988"/>
                 <w:sz w:val="16"/>
                 <w:szCs w:val="16"/>
@@ -2855,6 +3008,7 @@
               <w:rPr>
                 <w:rFonts w:ascii="Consolas" w:cs="Consolas" w:eastAsia="Consolas" w:hAnsi="Consolas"/>
                 <w:i w:val="1"/>
+                <w:iCs w:val="1"/>
                 <w:color w:val="333333"/>
                 <w:sz w:val="16"/>
                 <w:szCs w:val="16"/>
@@ -2873,6 +3027,7 @@
               <w:rPr>
                 <w:rFonts w:ascii="Consolas" w:cs="Consolas" w:eastAsia="Consolas" w:hAnsi="Consolas"/>
                 <w:i w:val="1"/>
+                <w:iCs w:val="1"/>
                 <w:color w:val="990073"/>
                 <w:sz w:val="16"/>
                 <w:szCs w:val="16"/>
@@ -2885,6 +3040,7 @@
               <w:rPr>
                 <w:rFonts w:ascii="Consolas" w:cs="Consolas" w:eastAsia="Consolas" w:hAnsi="Consolas"/>
                 <w:i w:val="1"/>
+                <w:iCs w:val="1"/>
                 <w:color w:val="333333"/>
                 <w:sz w:val="16"/>
                 <w:szCs w:val="16"/>
@@ -2897,6 +3053,7 @@
               <w:rPr>
                 <w:rFonts w:ascii="Consolas" w:cs="Consolas" w:eastAsia="Consolas" w:hAnsi="Consolas"/>
                 <w:i w:val="1"/>
+                <w:iCs w:val="1"/>
                 <w:color w:val="dd1144"/>
                 <w:sz w:val="16"/>
                 <w:szCs w:val="16"/>
@@ -2909,6 +3066,7 @@
               <w:rPr>
                 <w:rFonts w:ascii="Consolas" w:cs="Consolas" w:eastAsia="Consolas" w:hAnsi="Consolas"/>
                 <w:i w:val="1"/>
+                <w:iCs w:val="1"/>
                 <w:color w:val="333333"/>
                 <w:sz w:val="16"/>
                 <w:szCs w:val="16"/>
@@ -2924,6 +3082,7 @@
               <w:rPr>
                 <w:rFonts w:ascii="Consolas" w:cs="Consolas" w:eastAsia="Consolas" w:hAnsi="Consolas"/>
                 <w:i w:val="1"/>
+                <w:iCs w:val="1"/>
                 <w:color w:val="dd1144"/>
                 <w:sz w:val="16"/>
                 <w:szCs w:val="16"/>
@@ -2936,6 +3095,7 @@
               <w:rPr>
                 <w:rFonts w:ascii="Consolas" w:cs="Consolas" w:eastAsia="Consolas" w:hAnsi="Consolas"/>
                 <w:i w:val="1"/>
+                <w:iCs w:val="1"/>
                 <w:color w:val="333333"/>
                 <w:sz w:val="16"/>
                 <w:szCs w:val="16"/>
@@ -2950,6 +3110,7 @@
               <w:rPr>
                 <w:rFonts w:ascii="Consolas" w:cs="Consolas" w:eastAsia="Consolas" w:hAnsi="Consolas"/>
                 <w:i w:val="1"/>
+                <w:iCs w:val="1"/>
                 <w:color w:val="999988"/>
                 <w:sz w:val="16"/>
                 <w:szCs w:val="16"/>
@@ -2962,6 +3123,7 @@
               <w:rPr>
                 <w:rFonts w:ascii="Consolas" w:cs="Consolas" w:eastAsia="Consolas" w:hAnsi="Consolas"/>
                 <w:i w:val="1"/>
+                <w:iCs w:val="1"/>
                 <w:color w:val="333333"/>
                 <w:sz w:val="16"/>
                 <w:szCs w:val="16"/>
@@ -2980,6 +3142,7 @@
               <w:rPr>
                 <w:rFonts w:ascii="Consolas" w:cs="Consolas" w:eastAsia="Consolas" w:hAnsi="Consolas"/>
                 <w:i w:val="1"/>
+                <w:iCs w:val="1"/>
                 <w:color w:val="990073"/>
                 <w:sz w:val="16"/>
                 <w:szCs w:val="16"/>
@@ -2992,6 +3155,7 @@
               <w:rPr>
                 <w:rFonts w:ascii="Consolas" w:cs="Consolas" w:eastAsia="Consolas" w:hAnsi="Consolas"/>
                 <w:i w:val="1"/>
+                <w:iCs w:val="1"/>
                 <w:color w:val="333333"/>
                 <w:sz w:val="16"/>
                 <w:szCs w:val="16"/>
@@ -3004,6 +3168,7 @@
               <w:rPr>
                 <w:rFonts w:ascii="Consolas" w:cs="Consolas" w:eastAsia="Consolas" w:hAnsi="Consolas"/>
                 <w:i w:val="1"/>
+                <w:iCs w:val="1"/>
                 <w:color w:val="dd1144"/>
                 <w:sz w:val="16"/>
                 <w:szCs w:val="16"/>
@@ -3016,6 +3181,7 @@
               <w:rPr>
                 <w:rFonts w:ascii="Consolas" w:cs="Consolas" w:eastAsia="Consolas" w:hAnsi="Consolas"/>
                 <w:i w:val="1"/>
+                <w:iCs w:val="1"/>
                 <w:color w:val="333333"/>
                 <w:sz w:val="16"/>
                 <w:szCs w:val="16"/>
@@ -3035,6 +3201,7 @@
               <w:rPr>
                 <w:rFonts w:ascii="Consolas" w:cs="Consolas" w:eastAsia="Consolas" w:hAnsi="Consolas"/>
                 <w:i w:val="1"/>
+                <w:iCs w:val="1"/>
                 <w:color w:val="dd1144"/>
                 <w:sz w:val="16"/>
                 <w:szCs w:val="16"/>
@@ -3052,17 +3219,6 @@
         </w:tc>
       </w:tr>
     </w:tbl>
-    <w:p>
-      <w:pPr>
-        <w:pageBreakBefore w:val="0"/>
-        <w:rPr/>
-      </w:pPr>
-      <w:r>
-        <w:rPr>
-          <w:rtl w:val="0"/>
-        </w:rPr>
-      </w:r>
-    </w:p>
     <w:p>
       <w:pPr>
         <w:pageBreakBefore w:val="0"/>
@@ -3155,15 +3311,16 @@
     <w:p>
       <w:pPr>
         <w:pageBreakBefore w:val="0"/>
+        <w:jc w:val="center"/>
         <w:rPr/>
       </w:pPr>
       <w:r>
         <w:rPr/>
         <w:drawing>
           <wp:inline distB="114300" distT="114300" distL="114300" distR="114300">
-            <wp:extent cx="6120000" cy="1016000"/>
+            <wp:extent cx="4894988" cy="1132292"/>
             <wp:effectExtent b="0" l="0" r="0" t="0"/>
-            <wp:docPr id="4" name="image7.png"/>
+            <wp:docPr id="9" name="image7.png"/>
             <a:graphic>
               <a:graphicData uri="http://schemas.openxmlformats.org/drawingml/2006/picture">
                 <pic:pic>
@@ -3181,7 +3338,7 @@
                   <pic:spPr>
                     <a:xfrm>
                       <a:off x="0" y="0"/>
-                      <a:ext cx="6120000" cy="1016000"/>
+                      <a:ext cx="4894988" cy="1132292"/>
                     </a:xfrm>
                     <a:prstGeom prst="rect"/>
                     <a:ln/>
@@ -3207,11 +3364,23 @@
         <w:rPr>
           <w:rtl w:val="0"/>
         </w:rPr>
+      </w:r>
+    </w:p>
+    <w:p>
+      <w:pPr>
+        <w:pageBreakBefore w:val="0"/>
+        <w:rPr/>
+      </w:pPr>
+      <w:r>
+        <w:rPr>
+          <w:rtl w:val="0"/>
+        </w:rPr>
         <w:t xml:space="preserve">Con esto ya tenemos listo el despliegue y servicio para </w:t>
       </w:r>
       <w:r>
         <w:rPr>
           <w:b w:val="1"/>
+          <w:bCs w:val="1"/>
           <w:rtl w:val="0"/>
         </w:rPr>
         <w:t xml:space="preserve">MySQL</w:t>
@@ -3225,6 +3394,7 @@
       <w:r>
         <w:rPr>
           <w:b w:val="1"/>
+          <w:bCs w:val="1"/>
           <w:rtl w:val="0"/>
         </w:rPr>
         <w:t xml:space="preserve">Wordpress</w:t>
@@ -3238,6 +3408,7 @@
       <w:r>
         <w:rPr>
           <w:b w:val="1"/>
+          <w:bCs w:val="1"/>
           <w:rtl w:val="0"/>
         </w:rPr>
         <w:t xml:space="preserve">MySQL</w:t>
@@ -3283,6 +3454,7 @@
       <w:r>
         <w:rPr>
           <w:b w:val="1"/>
+          <w:bCs w:val="1"/>
           <w:rtl w:val="0"/>
         </w:rPr>
         <w:t xml:space="preserve">YAML</w:t>
@@ -3296,7 +3468,9 @@
       <w:r>
         <w:rPr>
           <w:b w:val="1"/>
+          <w:bCs w:val="1"/>
           <w:i w:val="1"/>
+          <w:iCs w:val="1"/>
           <w:rtl w:val="0"/>
         </w:rPr>
         <w:t xml:space="preserve">wordpress-deployment.yaml</w:t>
@@ -3365,6 +3539,7 @@
               <w:rPr>
                 <w:rFonts w:ascii="Consolas" w:cs="Consolas" w:eastAsia="Consolas" w:hAnsi="Consolas"/>
                 <w:i w:val="1"/>
+                <w:iCs w:val="1"/>
                 <w:color w:val="999988"/>
                 <w:sz w:val="16"/>
                 <w:szCs w:val="16"/>
@@ -3490,6 +3665,7 @@
               <w:rPr>
                 <w:rFonts w:ascii="Consolas" w:cs="Consolas" w:eastAsia="Consolas" w:hAnsi="Consolas"/>
                 <w:i w:val="1"/>
+                <w:iCs w:val="1"/>
                 <w:color w:val="999988"/>
                 <w:sz w:val="16"/>
                 <w:szCs w:val="16"/>
@@ -3609,6 +3785,7 @@
               <w:rPr>
                 <w:rFonts w:ascii="Consolas" w:cs="Consolas" w:eastAsia="Consolas" w:hAnsi="Consolas"/>
                 <w:i w:val="1"/>
+                <w:iCs w:val="1"/>
                 <w:color w:val="999988"/>
                 <w:sz w:val="16"/>
                 <w:szCs w:val="16"/>
@@ -3655,6 +3832,7 @@
               <w:rPr>
                 <w:rFonts w:ascii="Consolas" w:cs="Consolas" w:eastAsia="Consolas" w:hAnsi="Consolas"/>
                 <w:b w:val="1"/>
+                <w:bCs w:val="1"/>
                 <w:color w:val="999999"/>
                 <w:sz w:val="16"/>
                 <w:szCs w:val="16"/>
@@ -3678,6 +3856,7 @@
               <w:rPr>
                 <w:rFonts w:ascii="Consolas" w:cs="Consolas" w:eastAsia="Consolas" w:hAnsi="Consolas"/>
                 <w:i w:val="1"/>
+                <w:iCs w:val="1"/>
                 <w:color w:val="999988"/>
                 <w:sz w:val="16"/>
                 <w:szCs w:val="16"/>
@@ -3801,6 +3980,7 @@
               <w:rPr>
                 <w:rFonts w:ascii="Consolas" w:cs="Consolas" w:eastAsia="Consolas" w:hAnsi="Consolas"/>
                 <w:i w:val="1"/>
+                <w:iCs w:val="1"/>
                 <w:color w:val="999988"/>
                 <w:sz w:val="16"/>
                 <w:szCs w:val="16"/>
@@ -3825,6 +4005,7 @@
               <w:rPr>
                 <w:rFonts w:ascii="Consolas" w:cs="Consolas" w:eastAsia="Consolas" w:hAnsi="Consolas"/>
                 <w:i w:val="1"/>
+                <w:iCs w:val="1"/>
                 <w:color w:val="999988"/>
                 <w:sz w:val="16"/>
                 <w:szCs w:val="16"/>
@@ -3936,6 +4117,7 @@
               <w:rPr>
                 <w:rFonts w:ascii="Consolas" w:cs="Consolas" w:eastAsia="Consolas" w:hAnsi="Consolas"/>
                 <w:b w:val="1"/>
+                <w:bCs w:val="1"/>
                 <w:color w:val="999999"/>
                 <w:sz w:val="16"/>
                 <w:szCs w:val="16"/>
@@ -3959,6 +4141,7 @@
               <w:rPr>
                 <w:rFonts w:ascii="Consolas" w:cs="Consolas" w:eastAsia="Consolas" w:hAnsi="Consolas"/>
                 <w:i w:val="1"/>
+                <w:iCs w:val="1"/>
                 <w:color w:val="999988"/>
                 <w:sz w:val="16"/>
                 <w:szCs w:val="16"/>
@@ -4226,6 +4409,7 @@
               <w:rPr>
                 <w:rFonts w:ascii="Consolas" w:cs="Consolas" w:eastAsia="Consolas" w:hAnsi="Consolas"/>
                 <w:i w:val="1"/>
+                <w:iCs w:val="1"/>
                 <w:color w:val="999988"/>
                 <w:sz w:val="16"/>
                 <w:szCs w:val="16"/>
@@ -4305,6 +4489,7 @@
               <w:rPr>
                 <w:rFonts w:ascii="Consolas" w:cs="Consolas" w:eastAsia="Consolas" w:hAnsi="Consolas"/>
                 <w:i w:val="1"/>
+                <w:iCs w:val="1"/>
                 <w:color w:val="999988"/>
                 <w:sz w:val="16"/>
                 <w:szCs w:val="16"/>
@@ -4795,14 +4980,14 @@
         <w:rPr/>
         <w:drawing>
           <wp:inline distB="114300" distT="114300" distL="114300" distR="114300">
-            <wp:extent cx="5504588" cy="1443220"/>
+            <wp:extent cx="6120000" cy="1422400"/>
             <wp:effectExtent b="0" l="0" r="0" t="0"/>
-            <wp:docPr id="12" name="image4.png"/>
+            <wp:docPr id="1" name="image8.png"/>
             <a:graphic>
               <a:graphicData uri="http://schemas.openxmlformats.org/drawingml/2006/picture">
                 <pic:pic>
                   <pic:nvPicPr>
-                    <pic:cNvPr id="0" name="image4.png"/>
+                    <pic:cNvPr id="0" name="image8.png"/>
                     <pic:cNvPicPr preferRelativeResize="0"/>
                   </pic:nvPicPr>
                   <pic:blipFill>
@@ -4815,7 +5000,7 @@
                   <pic:spPr>
                     <a:xfrm>
                       <a:off x="0" y="0"/>
-                      <a:ext cx="5504588" cy="1443220"/>
+                      <a:ext cx="6120000" cy="1422400"/>
                     </a:xfrm>
                     <a:prstGeom prst="rect"/>
                     <a:ln/>
@@ -4947,9 +5132,9 @@
         <w:rPr/>
         <w:drawing>
           <wp:inline distB="114300" distT="114300" distL="114300" distR="114300">
-            <wp:extent cx="5552213" cy="759867"/>
+            <wp:extent cx="6120000" cy="1003300"/>
             <wp:effectExtent b="0" l="0" r="0" t="0"/>
-            <wp:docPr id="10" name="image3.png"/>
+            <wp:docPr id="6" name="image3.png"/>
             <a:graphic>
               <a:graphicData uri="http://schemas.openxmlformats.org/drawingml/2006/picture">
                 <pic:pic>
@@ -4967,7 +5152,7 @@
                   <pic:spPr>
                     <a:xfrm>
                       <a:off x="0" y="0"/>
-                      <a:ext cx="5552213" cy="759867"/>
+                      <a:ext cx="6120000" cy="1003300"/>
                     </a:xfrm>
                     <a:prstGeom prst="rect"/>
                     <a:ln/>
@@ -4998,7 +5183,9 @@
       <w:r>
         <w:rPr>
           <w:b w:val="1"/>
+          <w:bCs w:val="1"/>
           <w:i w:val="1"/>
+          <w:iCs w:val="1"/>
           <w:rtl w:val="0"/>
         </w:rPr>
         <w:t xml:space="preserve">Pending</w:t>
@@ -5012,7 +5199,9 @@
       <w:r>
         <w:rPr>
           <w:b w:val="1"/>
+          <w:bCs w:val="1"/>
           <w:i w:val="1"/>
+          <w:iCs w:val="1"/>
           <w:rtl w:val="0"/>
         </w:rPr>
         <w:t xml:space="preserve">Kubernetes</w:t>
@@ -5026,7 +5215,9 @@
       <w:r>
         <w:rPr>
           <w:b w:val="1"/>
+          <w:bCs w:val="1"/>
           <w:i w:val="1"/>
+          <w:iCs w:val="1"/>
           <w:rtl w:val="0"/>
         </w:rPr>
         <w:t xml:space="preserve">MiniKube</w:t>
@@ -5046,6 +5237,7 @@
       <w:r>
         <w:rPr>
           <w:b w:val="1"/>
+          <w:bCs w:val="1"/>
           <w:u w:val="single"/>
           <w:rtl w:val="0"/>
         </w:rPr>
@@ -5060,7 +5252,9 @@
       <w:r>
         <w:rPr>
           <w:b w:val="1"/>
+          <w:bCs w:val="1"/>
           <w:i w:val="1"/>
+          <w:iCs w:val="1"/>
           <w:rtl w:val="0"/>
         </w:rPr>
         <w:t xml:space="preserve">MiniKube</w:t>
@@ -5136,6 +5330,16 @@
         <w:rPr>
           <w:rtl w:val="0"/>
         </w:rPr>
+      </w:r>
+    </w:p>
+    <w:p>
+      <w:pPr>
+        <w:rPr/>
+      </w:pPr>
+      <w:r>
+        <w:rPr>
+          <w:rtl w:val="0"/>
+        </w:rPr>
         <w:t xml:space="preserve">A veces, el comando anterior da problemas. Si es así, podemos usar alternativamente, para exponer todos los servicios usandoen lugar de “wordpress” el parámetro  “--all”.</w:t>
       </w:r>
     </w:p>
@@ -5208,7 +5412,9 @@
       <w:r>
         <w:rPr>
           <w:b w:val="1"/>
+          <w:bCs w:val="1"/>
           <w:i w:val="1"/>
+          <w:iCs w:val="1"/>
           <w:rtl w:val="0"/>
         </w:rPr>
         <w:t xml:space="preserve">MiniKube</w:t>
@@ -5229,14 +5435,14 @@
         <w:rPr/>
         <w:drawing>
           <wp:inline distB="114300" distT="114300" distL="114300" distR="114300">
-            <wp:extent cx="6120000" cy="1155700"/>
+            <wp:extent cx="6120000" cy="1473200"/>
             <wp:effectExtent b="0" l="0" r="0" t="0"/>
-            <wp:docPr id="7" name="image6.png"/>
+            <wp:docPr id="2" name="image11.png"/>
             <a:graphic>
               <a:graphicData uri="http://schemas.openxmlformats.org/drawingml/2006/picture">
                 <pic:pic>
                   <pic:nvPicPr>
-                    <pic:cNvPr id="0" name="image6.png"/>
+                    <pic:cNvPr id="0" name="image11.png"/>
                     <pic:cNvPicPr preferRelativeResize="0"/>
                   </pic:nvPicPr>
                   <pic:blipFill>
@@ -5249,7 +5455,7 @@
                   <pic:spPr>
                     <a:xfrm>
                       <a:off x="0" y="0"/>
-                      <a:ext cx="6120000" cy="1155700"/>
+                      <a:ext cx="6120000" cy="1473200"/>
                     </a:xfrm>
                     <a:prstGeom prst="rect"/>
                     <a:ln/>
@@ -5275,36 +5481,15 @@
         <w:rPr>
           <w:rtl w:val="0"/>
         </w:rPr>
+        <w:t xml:space="preserve">Tras ello podemos observar que nuestra aplicación está siendo servida:</w:t>
       </w:r>
     </w:p>
     <w:p>
       <w:pPr>
         <w:pageBreakBefore w:val="0"/>
-        <w:rPr/>
-      </w:pPr>
-      <w:r>
-        <w:rPr>
-          <w:rtl w:val="0"/>
-        </w:rPr>
-        <w:t xml:space="preserve">Tras ello podemos observar que nuestra aplicación está siendo servida:</w:t>
-      </w:r>
-    </w:p>
-    <w:p>
-      <w:pPr>
-        <w:pageBreakBefore w:val="0"/>
-        <w:rPr/>
-      </w:pPr>
-      <w:r>
-        <w:rPr>
-          <w:rtl w:val="0"/>
-        </w:rPr>
-      </w:r>
-    </w:p>
-    <w:p>
-      <w:pPr>
-        <w:pageBreakBefore w:val="0"/>
         <w:rPr>
           <w:b w:val="1"/>
+          <w:bCs w:val="1"/>
           <w:u w:val="single"/>
         </w:rPr>
       </w:pPr>
@@ -5312,9 +5497,9 @@
         <w:rPr/>
         <w:drawing>
           <wp:inline distB="114300" distT="114300" distL="114300" distR="114300">
-            <wp:extent cx="6120000" cy="863600"/>
+            <wp:extent cx="6120000" cy="2082800"/>
             <wp:effectExtent b="0" l="0" r="0" t="0"/>
-            <wp:docPr id="2" name="image9.png"/>
+            <wp:docPr id="7" name="image9.png"/>
             <a:graphic>
               <a:graphicData uri="http://schemas.openxmlformats.org/drawingml/2006/picture">
                 <pic:pic>
@@ -5332,7 +5517,7 @@
                   <pic:spPr>
                     <a:xfrm>
                       <a:off x="0" y="0"/>
-                      <a:ext cx="6120000" cy="863600"/>
+                      <a:ext cx="6120000" cy="2082800"/>
                     </a:xfrm>
                     <a:prstGeom prst="rect"/>
                     <a:ln/>
@@ -5357,6 +5542,7 @@
       <w:r>
         <w:rPr>
           <w:b w:val="1"/>
+          <w:bCs w:val="1"/>
           <w:u w:val="single"/>
           <w:rtl w:val="0"/>
         </w:rPr>
@@ -5371,7 +5557,9 @@
       <w:r>
         <w:rPr>
           <w:b w:val="1"/>
+          <w:bCs w:val="1"/>
           <w:i w:val="1"/>
+          <w:iCs w:val="1"/>
           <w:rtl w:val="0"/>
         </w:rPr>
         <w:t xml:space="preserve">MiniKube</w:t>
@@ -5473,14 +5661,14 @@
         <w:rPr/>
         <w:drawing>
           <wp:inline distB="114300" distT="114300" distL="114300" distR="114300">
-            <wp:extent cx="4714875" cy="2219325"/>
+            <wp:extent cx="5505450" cy="2552700"/>
             <wp:effectExtent b="0" l="0" r="0" t="0"/>
-            <wp:docPr id="6" name="image11.png"/>
+            <wp:docPr id="4" name="image10.png"/>
             <a:graphic>
               <a:graphicData uri="http://schemas.openxmlformats.org/drawingml/2006/picture">
                 <pic:pic>
                   <pic:nvPicPr>
-                    <pic:cNvPr id="0" name="image11.png"/>
+                    <pic:cNvPr id="0" name="image10.png"/>
                     <pic:cNvPicPr preferRelativeResize="0"/>
                   </pic:nvPicPr>
                   <pic:blipFill>
@@ -5493,7 +5681,7 @@
                   <pic:spPr>
                     <a:xfrm>
                       <a:off x="0" y="0"/>
-                      <a:ext cx="4714875" cy="2219325"/>
+                      <a:ext cx="5505450" cy="2552700"/>
                     </a:xfrm>
                     <a:prstGeom prst="rect"/>
                     <a:ln/>
@@ -5504,6 +5692,17 @@
           </wp:inline>
         </w:drawing>
       </w:r>
+      <w:r>
+        <w:rPr>
+          <w:rtl w:val="0"/>
+        </w:rPr>
+      </w:r>
+    </w:p>
+    <w:p>
+      <w:pPr>
+        <w:pageBreakBefore w:val="0"/>
+        <w:rPr/>
+      </w:pPr>
       <w:r>
         <w:rPr>
           <w:rtl w:val="0"/>
@@ -5598,9 +5797,9 @@
         <w:rPr/>
         <w:drawing>
           <wp:inline distB="114300" distT="114300" distL="114300" distR="114300">
-            <wp:extent cx="6120000" cy="647700"/>
+            <wp:extent cx="6120000" cy="1016000"/>
             <wp:effectExtent b="0" l="0" r="0" t="0"/>
-            <wp:docPr id="3" name="image12.png"/>
+            <wp:docPr id="11" name="image12.png"/>
             <a:graphic>
               <a:graphicData uri="http://schemas.openxmlformats.org/drawingml/2006/picture">
                 <pic:pic>
@@ -5618,7 +5817,7 @@
                   <pic:spPr>
                     <a:xfrm>
                       <a:off x="0" y="0"/>
-                      <a:ext cx="6120000" cy="647700"/>
+                      <a:ext cx="6120000" cy="1016000"/>
                     </a:xfrm>
                     <a:prstGeom prst="rect"/>
                     <a:ln/>
@@ -5676,17 +5875,6 @@
     </w:p>
     <w:p>
       <w:pPr>
-        <w:pageBreakBefore w:val="0"/>
-        <w:rPr/>
-      </w:pPr>
-      <w:r>
-        <w:rPr>
-          <w:rtl w:val="0"/>
-        </w:rPr>
-      </w:r>
-    </w:p>
-    <w:p>
-      <w:pPr>
         <w:pStyle w:val="Heading1"/>
         <w:pageBreakBefore w:val="0"/>
         <w:numPr>
@@ -5725,6 +5913,7 @@
       <w:r>
         <w:rPr>
           <w:b w:val="1"/>
+          <w:bCs w:val="1"/>
           <w:rtl w:val="0"/>
         </w:rPr>
         <w:t xml:space="preserve">YAML</w:t>
@@ -5738,7 +5927,9 @@
       <w:r>
         <w:rPr>
           <w:b w:val="1"/>
+          <w:bCs w:val="1"/>
           <w:i w:val="1"/>
+          <w:iCs w:val="1"/>
           <w:rtl w:val="0"/>
         </w:rPr>
         <w:t xml:space="preserve">autoscale.yaml</w:t>
@@ -5840,6 +6031,7 @@
               <w:rPr>
                 <w:rFonts w:ascii="Consolas" w:cs="Consolas" w:eastAsia="Consolas" w:hAnsi="Consolas"/>
                 <w:i w:val="1"/>
+                <w:iCs w:val="1"/>
                 <w:color w:val="999988"/>
                 <w:sz w:val="16"/>
                 <w:szCs w:val="16"/>
@@ -5914,6 +6106,7 @@
               <w:rPr>
                 <w:rFonts w:ascii="Consolas" w:cs="Consolas" w:eastAsia="Consolas" w:hAnsi="Consolas"/>
                 <w:i w:val="1"/>
+                <w:iCs w:val="1"/>
                 <w:color w:val="999988"/>
                 <w:sz w:val="16"/>
                 <w:szCs w:val="16"/>
@@ -6009,6 +6202,7 @@
               <w:rPr>
                 <w:rFonts w:ascii="Consolas" w:cs="Consolas" w:eastAsia="Consolas" w:hAnsi="Consolas"/>
                 <w:i w:val="1"/>
+                <w:iCs w:val="1"/>
                 <w:color w:val="999988"/>
                 <w:sz w:val="16"/>
                 <w:szCs w:val="16"/>
@@ -6079,6 +6273,7 @@
               <w:rPr>
                 <w:rFonts w:ascii="Consolas" w:cs="Consolas" w:eastAsia="Consolas" w:hAnsi="Consolas"/>
                 <w:i w:val="1"/>
+                <w:iCs w:val="1"/>
                 <w:color w:val="999988"/>
                 <w:sz w:val="16"/>
                 <w:szCs w:val="16"/>
@@ -6217,14 +6412,14 @@
         <w:rPr/>
         <w:drawing>
           <wp:inline distB="114300" distT="114300" distL="114300" distR="114300">
-            <wp:extent cx="6120000" cy="2209800"/>
+            <wp:extent cx="6120000" cy="2273300"/>
             <wp:effectExtent b="0" l="0" r="0" t="0"/>
-            <wp:docPr id="5" name="image8.png"/>
+            <wp:docPr id="8" name="image1.png"/>
             <a:graphic>
               <a:graphicData uri="http://schemas.openxmlformats.org/drawingml/2006/picture">
                 <pic:pic>
                   <pic:nvPicPr>
-                    <pic:cNvPr id="0" name="image8.png"/>
+                    <pic:cNvPr id="0" name="image1.png"/>
                     <pic:cNvPicPr preferRelativeResize="0"/>
                   </pic:nvPicPr>
                   <pic:blipFill>
@@ -6237,7 +6432,7 @@
                   <pic:spPr>
                     <a:xfrm>
                       <a:off x="0" y="0"/>
-                      <a:ext cx="6120000" cy="2209800"/>
+                      <a:ext cx="6120000" cy="2273300"/>
                     </a:xfrm>
                     <a:prstGeom prst="rect"/>
                     <a:ln/>
@@ -6696,7 +6891,7 @@
         <w:szCs w:val="18"/>
         <w:rtl w:val="0"/>
       </w:rPr>
-      <w:t xml:space="preserve">Curso Introducción a Docker </w:t>
+      <w:t xml:space="preserve">Curso Introducción a Docker y Kubernetes</w:t>
       <w:tab/>
       <w:tab/>
       <w:t xml:space="preserve">UD08. Caso práctico 02</w:t>
@@ -6840,11 +7035,19 @@
       </w:pPr>
     </w:pPrDefault>
   </w:docDefaults>
+  <w:style w:type="table" w:styleId="TableNormal" w:default="1">
+    <w:name w:val="TableNormal"/>
+    <w:tblPr>
+      <w:tblCellMar>
+        <w:top w:w="100.0" w:type="dxa"/>
+        <w:left w:w="100.0" w:type="dxa"/>
+        <w:bottom w:w="100.0" w:type="dxa"/>
+        <w:right w:w="100.0" w:type="dxa"/>
+      </w:tblCellMar>
+    </w:tblPr>
+  </w:style>
   <w:style w:type="paragraph" w:styleId="Normal" w:default="1">
     <w:name w:val="normal"/>
-  </w:style>
-  <w:style w:type="table" w:styleId="TableNormal" w:default="1">
-    <w:name w:val="Table Normal"/>
   </w:style>
   <w:style w:type="paragraph" w:styleId="Heading1">
     <w:name w:val="heading 1"/>
@@ -6892,6 +7095,7 @@
     <w:rPr>
       <w:rFonts w:ascii="Arial" w:cs="Arial" w:eastAsia="Arial" w:hAnsi="Arial"/>
       <w:b w:val="0"/>
+      <w:bCs w:val="0"/>
       <w:smallCaps w:val="0"/>
       <w:color w:val="669966"/>
       <w:sz w:val="22"/>
@@ -6912,7 +7116,9 @@
     <w:rPr>
       <w:rFonts w:ascii="Arial" w:cs="Arial" w:eastAsia="Arial" w:hAnsi="Arial"/>
       <w:b w:val="1"/>
+      <w:bCs w:val="1"/>
       <w:i w:val="1"/>
+      <w:iCs w:val="1"/>
       <w:smallCaps w:val="0"/>
       <w:sz w:val="21"/>
       <w:szCs w:val="21"/>
@@ -6933,6 +7139,7 @@
     <w:rPr>
       <w:rFonts w:ascii="Arial" w:cs="Arial" w:eastAsia="Arial" w:hAnsi="Arial"/>
       <w:b w:val="1"/>
+      <w:bCs w:val="1"/>
       <w:smallCaps w:val="1"/>
       <w:sz w:val="24"/>
       <w:szCs w:val="24"/>
@@ -6950,6 +7157,7 @@
     </w:pPr>
     <w:rPr>
       <w:b w:val="1"/>
+      <w:bCs w:val="1"/>
       <w:sz w:val="20"/>
       <w:szCs w:val="20"/>
     </w:rPr>
@@ -6966,6 +7174,7 @@
     </w:pPr>
     <w:rPr>
       <w:b w:val="1"/>
+      <w:bCs w:val="1"/>
       <w:sz w:val="72"/>
       <w:szCs w:val="72"/>
     </w:rPr>
@@ -6983,6 +7192,7 @@
     <w:rPr>
       <w:rFonts w:ascii="Georgia" w:cs="Georgia" w:eastAsia="Georgia" w:hAnsi="Georgia"/>
       <w:i w:val="1"/>
+      <w:iCs w:val="1"/>
       <w:color w:val="666666"/>
       <w:sz w:val="48"/>
       <w:szCs w:val="48"/>
@@ -6993,12 +7203,6 @@
     <w:tblPr>
       <w:tblStyleRowBandSize w:val="1"/>
       <w:tblStyleColBandSize w:val="1"/>
-      <w:tblCellMar>
-        <w:top w:w="100.0" w:type="dxa"/>
-        <w:left w:w="100.0" w:type="dxa"/>
-        <w:bottom w:w="100.0" w:type="dxa"/>
-        <w:right w:w="100.0" w:type="dxa"/>
-      </w:tblCellMar>
     </w:tblPr>
   </w:style>
   <w:style w:type="table" w:styleId="Table2">
@@ -7006,12 +7210,6 @@
     <w:tblPr>
       <w:tblStyleRowBandSize w:val="1"/>
       <w:tblStyleColBandSize w:val="1"/>
-      <w:tblCellMar>
-        <w:top w:w="100.0" w:type="dxa"/>
-        <w:left w:w="100.0" w:type="dxa"/>
-        <w:bottom w:w="100.0" w:type="dxa"/>
-        <w:right w:w="100.0" w:type="dxa"/>
-      </w:tblCellMar>
     </w:tblPr>
   </w:style>
   <w:style w:type="table" w:styleId="Table3">
@@ -7019,12 +7217,6 @@
     <w:tblPr>
       <w:tblStyleRowBandSize w:val="1"/>
       <w:tblStyleColBandSize w:val="1"/>
-      <w:tblCellMar>
-        <w:top w:w="100.0" w:type="dxa"/>
-        <w:left w:w="100.0" w:type="dxa"/>
-        <w:bottom w:w="100.0" w:type="dxa"/>
-        <w:right w:w="100.0" w:type="dxa"/>
-      </w:tblCellMar>
     </w:tblPr>
   </w:style>
   <w:style w:type="table" w:styleId="Table4">
@@ -7032,12 +7224,6 @@
     <w:tblPr>
       <w:tblStyleRowBandSize w:val="1"/>
       <w:tblStyleColBandSize w:val="1"/>
-      <w:tblCellMar>
-        <w:top w:w="100.0" w:type="dxa"/>
-        <w:left w:w="100.0" w:type="dxa"/>
-        <w:bottom w:w="100.0" w:type="dxa"/>
-        <w:right w:w="100.0" w:type="dxa"/>
-      </w:tblCellMar>
     </w:tblPr>
   </w:style>
   <w:style w:type="table" w:styleId="Table5">
@@ -7045,12 +7231,6 @@
     <w:tblPr>
       <w:tblStyleRowBandSize w:val="1"/>
       <w:tblStyleColBandSize w:val="1"/>
-      <w:tblCellMar>
-        <w:top w:w="100.0" w:type="dxa"/>
-        <w:left w:w="100.0" w:type="dxa"/>
-        <w:bottom w:w="100.0" w:type="dxa"/>
-        <w:right w:w="100.0" w:type="dxa"/>
-      </w:tblCellMar>
     </w:tblPr>
   </w:style>
   <w:style w:type="table" w:styleId="Table6">
@@ -7058,12 +7238,6 @@
     <w:tblPr>
       <w:tblStyleRowBandSize w:val="1"/>
       <w:tblStyleColBandSize w:val="1"/>
-      <w:tblCellMar>
-        <w:top w:w="100.0" w:type="dxa"/>
-        <w:left w:w="100.0" w:type="dxa"/>
-        <w:bottom w:w="100.0" w:type="dxa"/>
-        <w:right w:w="100.0" w:type="dxa"/>
-      </w:tblCellMar>
     </w:tblPr>
   </w:style>
   <w:style w:type="table" w:styleId="Table7">
@@ -7071,12 +7245,6 @@
     <w:tblPr>
       <w:tblStyleRowBandSize w:val="1"/>
       <w:tblStyleColBandSize w:val="1"/>
-      <w:tblCellMar>
-        <w:top w:w="100.0" w:type="dxa"/>
-        <w:left w:w="100.0" w:type="dxa"/>
-        <w:bottom w:w="100.0" w:type="dxa"/>
-        <w:right w:w="100.0" w:type="dxa"/>
-      </w:tblCellMar>
     </w:tblPr>
   </w:style>
   <w:style w:type="table" w:styleId="Table8">
@@ -7084,12 +7252,6 @@
     <w:tblPr>
       <w:tblStyleRowBandSize w:val="1"/>
       <w:tblStyleColBandSize w:val="1"/>
-      <w:tblCellMar>
-        <w:top w:w="100.0" w:type="dxa"/>
-        <w:left w:w="100.0" w:type="dxa"/>
-        <w:bottom w:w="100.0" w:type="dxa"/>
-        <w:right w:w="100.0" w:type="dxa"/>
-      </w:tblCellMar>
     </w:tblPr>
   </w:style>
   <w:style w:type="table" w:styleId="Table9">
@@ -7097,12 +7259,6 @@
     <w:tblPr>
       <w:tblStyleRowBandSize w:val="1"/>
       <w:tblStyleColBandSize w:val="1"/>
-      <w:tblCellMar>
-        <w:top w:w="100.0" w:type="dxa"/>
-        <w:left w:w="100.0" w:type="dxa"/>
-        <w:bottom w:w="100.0" w:type="dxa"/>
-        <w:right w:w="100.0" w:type="dxa"/>
-      </w:tblCellMar>
     </w:tblPr>
   </w:style>
   <w:style w:type="table" w:styleId="Table10">
@@ -7110,12 +7266,6 @@
     <w:tblPr>
       <w:tblStyleRowBandSize w:val="1"/>
       <w:tblStyleColBandSize w:val="1"/>
-      <w:tblCellMar>
-        <w:top w:w="100.0" w:type="dxa"/>
-        <w:left w:w="100.0" w:type="dxa"/>
-        <w:bottom w:w="100.0" w:type="dxa"/>
-        <w:right w:w="100.0" w:type="dxa"/>
-      </w:tblCellMar>
     </w:tblPr>
   </w:style>
   <w:style w:type="table" w:styleId="Table11">
@@ -7123,12 +7273,6 @@
     <w:tblPr>
       <w:tblStyleRowBandSize w:val="1"/>
       <w:tblStyleColBandSize w:val="1"/>
-      <w:tblCellMar>
-        <w:top w:w="100.0" w:type="dxa"/>
-        <w:left w:w="100.0" w:type="dxa"/>
-        <w:bottom w:w="100.0" w:type="dxa"/>
-        <w:right w:w="100.0" w:type="dxa"/>
-      </w:tblCellMar>
     </w:tblPr>
   </w:style>
   <w:style w:type="table" w:styleId="Table12">
@@ -7136,12 +7280,6 @@
     <w:tblPr>
       <w:tblStyleRowBandSize w:val="1"/>
       <w:tblStyleColBandSize w:val="1"/>
-      <w:tblCellMar>
-        <w:top w:w="100.0" w:type="dxa"/>
-        <w:left w:w="100.0" w:type="dxa"/>
-        <w:bottom w:w="100.0" w:type="dxa"/>
-        <w:right w:w="100.0" w:type="dxa"/>
-      </w:tblCellMar>
     </w:tblPr>
   </w:style>
   <w:style w:type="table" w:styleId="Table13">
@@ -7149,12 +7287,6 @@
     <w:tblPr>
       <w:tblStyleRowBandSize w:val="1"/>
       <w:tblStyleColBandSize w:val="1"/>
-      <w:tblCellMar>
-        <w:top w:w="100.0" w:type="dxa"/>
-        <w:left w:w="100.0" w:type="dxa"/>
-        <w:bottom w:w="100.0" w:type="dxa"/>
-        <w:right w:w="100.0" w:type="dxa"/>
-      </w:tblCellMar>
     </w:tblPr>
   </w:style>
 </w:styles>

--- a/FuentesCurso/UD 08. Introduccion a Kubernetes/UD 08.04 - Caso practico 02 - Wordpress con Kubernetes.docx
+++ b/FuentesCurso/UD 08. Introduccion a Kubernetes/UD 08.04 - Caso practico 02 - Wordpress con Kubernetes.docx
@@ -74,12 +74,12 @@
           <wp:inline distB="114300" distT="114300" distL="114300" distR="114300">
             <wp:extent cx="447675" cy="57150"/>
             <wp:effectExtent b="0" l="0" r="0" t="0"/>
-            <wp:docPr descr="short line" id="12" name="image5.png"/>
+            <wp:docPr descr="short line" id="12" name="image6.png"/>
             <a:graphic>
               <a:graphicData uri="http://schemas.openxmlformats.org/drawingml/2006/picture">
                 <pic:pic>
                   <pic:nvPicPr>
-                    <pic:cNvPr descr="short line" id="0" name="image5.png"/>
+                    <pic:cNvPr descr="short line" id="0" name="image6.png"/>
                     <pic:cNvPicPr preferRelativeResize="0"/>
                   </pic:nvPicPr>
                   <pic:blipFill>
@@ -130,12 +130,12 @@
           <wp:inline distB="114300" distT="114300" distL="114300" distR="114300">
             <wp:extent cx="6120000" cy="444500"/>
             <wp:effectExtent b="0" l="0" r="0" t="0"/>
-            <wp:docPr id="3" name="image2.png"/>
+            <wp:docPr id="3" name="image1.png"/>
             <a:graphic>
               <a:graphicData uri="http://schemas.openxmlformats.org/drawingml/2006/picture">
                 <pic:pic>
                   <pic:nvPicPr>
-                    <pic:cNvPr id="0" name="image2.png"/>
+                    <pic:cNvPr id="0" name="image1.png"/>
                     <pic:cNvPicPr preferRelativeResize="0"/>
                   </pic:nvPicPr>
                   <pic:blipFill>
@@ -378,12 +378,12 @@
             <wp:extent cx="922564" cy="322898"/>
             <wp:effectExtent b="0" l="0" r="0" t="0"/>
             <wp:wrapSquare wrapText="bothSides" distB="57150" distT="57150" distL="57150" distR="57150"/>
-            <wp:docPr id="10" name="image6.png"/>
+            <wp:docPr id="10" name="image10.png"/>
             <a:graphic>
               <a:graphicData uri="http://schemas.openxmlformats.org/drawingml/2006/picture">
                 <pic:pic>
                   <pic:nvPicPr>
-                    <pic:cNvPr id="0" name="image6.png"/>
+                    <pic:cNvPr id="0" name="image10.png"/>
                     <pic:cNvPicPr preferRelativeResize="0"/>
                   </pic:nvPicPr>
                   <pic:blipFill>
@@ -605,7 +605,7 @@
     </w:p>
     <w:sdt>
       <w:sdtPr>
-        <w:id w:val="-335874547"/>
+        <w:id w:val="-1069791669"/>
         <w:docPartObj>
           <w:docPartGallery w:val="Table of Contents"/>
           <w:docPartUnique w:val="1"/>
@@ -1533,12 +1533,12 @@
           <wp:inline distB="114300" distT="114300" distL="114300" distR="114300">
             <wp:extent cx="6120000" cy="1727200"/>
             <wp:effectExtent b="0" l="0" r="0" t="0"/>
-            <wp:docPr id="5" name="image4.png"/>
+            <wp:docPr id="5" name="image9.png"/>
             <a:graphic>
               <a:graphicData uri="http://schemas.openxmlformats.org/drawingml/2006/picture">
                 <pic:pic>
                   <pic:nvPicPr>
-                    <pic:cNvPr id="0" name="image4.png"/>
+                    <pic:cNvPr id="0" name="image9.png"/>
                     <pic:cNvPicPr preferRelativeResize="0"/>
                   </pic:nvPicPr>
                   <pic:blipFill>
@@ -3320,12 +3320,12 @@
           <wp:inline distB="114300" distT="114300" distL="114300" distR="114300">
             <wp:extent cx="4894988" cy="1132292"/>
             <wp:effectExtent b="0" l="0" r="0" t="0"/>
-            <wp:docPr id="9" name="image7.png"/>
+            <wp:docPr id="9" name="image12.png"/>
             <a:graphic>
               <a:graphicData uri="http://schemas.openxmlformats.org/drawingml/2006/picture">
                 <pic:pic>
                   <pic:nvPicPr>
-                    <pic:cNvPr id="0" name="image7.png"/>
+                    <pic:cNvPr id="0" name="image12.png"/>
                     <pic:cNvPicPr preferRelativeResize="0"/>
                   </pic:nvPicPr>
                   <pic:blipFill>
@@ -4982,12 +4982,12 @@
           <wp:inline distB="114300" distT="114300" distL="114300" distR="114300">
             <wp:extent cx="6120000" cy="1422400"/>
             <wp:effectExtent b="0" l="0" r="0" t="0"/>
-            <wp:docPr id="1" name="image8.png"/>
+            <wp:docPr id="1" name="image5.png"/>
             <a:graphic>
               <a:graphicData uri="http://schemas.openxmlformats.org/drawingml/2006/picture">
                 <pic:pic>
                   <pic:nvPicPr>
-                    <pic:cNvPr id="0" name="image8.png"/>
+                    <pic:cNvPr id="0" name="image5.png"/>
                     <pic:cNvPicPr preferRelativeResize="0"/>
                   </pic:nvPicPr>
                   <pic:blipFill>
@@ -5134,12 +5134,12 @@
           <wp:inline distB="114300" distT="114300" distL="114300" distR="114300">
             <wp:extent cx="6120000" cy="1003300"/>
             <wp:effectExtent b="0" l="0" r="0" t="0"/>
-            <wp:docPr id="6" name="image3.png"/>
+            <wp:docPr id="6" name="image8.png"/>
             <a:graphic>
               <a:graphicData uri="http://schemas.openxmlformats.org/drawingml/2006/picture">
                 <pic:pic>
                   <pic:nvPicPr>
-                    <pic:cNvPr id="0" name="image3.png"/>
+                    <pic:cNvPr id="0" name="image8.png"/>
                     <pic:cNvPicPr preferRelativeResize="0"/>
                   </pic:nvPicPr>
                   <pic:blipFill>
@@ -5437,12 +5437,12 @@
           <wp:inline distB="114300" distT="114300" distL="114300" distR="114300">
             <wp:extent cx="6120000" cy="1473200"/>
             <wp:effectExtent b="0" l="0" r="0" t="0"/>
-            <wp:docPr id="2" name="image11.png"/>
+            <wp:docPr id="2" name="image3.png"/>
             <a:graphic>
               <a:graphicData uri="http://schemas.openxmlformats.org/drawingml/2006/picture">
                 <pic:pic>
                   <pic:nvPicPr>
-                    <pic:cNvPr id="0" name="image11.png"/>
+                    <pic:cNvPr id="0" name="image3.png"/>
                     <pic:cNvPicPr preferRelativeResize="0"/>
                   </pic:nvPicPr>
                   <pic:blipFill>
@@ -5499,12 +5499,12 @@
           <wp:inline distB="114300" distT="114300" distL="114300" distR="114300">
             <wp:extent cx="6120000" cy="2082800"/>
             <wp:effectExtent b="0" l="0" r="0" t="0"/>
-            <wp:docPr id="7" name="image9.png"/>
+            <wp:docPr id="7" name="image2.png"/>
             <a:graphic>
               <a:graphicData uri="http://schemas.openxmlformats.org/drawingml/2006/picture">
                 <pic:pic>
                   <pic:nvPicPr>
-                    <pic:cNvPr id="0" name="image9.png"/>
+                    <pic:cNvPr id="0" name="image2.png"/>
                     <pic:cNvPicPr preferRelativeResize="0"/>
                   </pic:nvPicPr>
                   <pic:blipFill>
@@ -5663,12 +5663,12 @@
           <wp:inline distB="114300" distT="114300" distL="114300" distR="114300">
             <wp:extent cx="5505450" cy="2552700"/>
             <wp:effectExtent b="0" l="0" r="0" t="0"/>
-            <wp:docPr id="4" name="image10.png"/>
+            <wp:docPr id="4" name="image4.png"/>
             <a:graphic>
               <a:graphicData uri="http://schemas.openxmlformats.org/drawingml/2006/picture">
                 <pic:pic>
                   <pic:nvPicPr>
-                    <pic:cNvPr id="0" name="image10.png"/>
+                    <pic:cNvPr id="0" name="image4.png"/>
                     <pic:cNvPicPr preferRelativeResize="0"/>
                   </pic:nvPicPr>
                   <pic:blipFill>
@@ -5799,12 +5799,12 @@
           <wp:inline distB="114300" distT="114300" distL="114300" distR="114300">
             <wp:extent cx="6120000" cy="1016000"/>
             <wp:effectExtent b="0" l="0" r="0" t="0"/>
-            <wp:docPr id="11" name="image12.png"/>
+            <wp:docPr id="11" name="image11.png"/>
             <a:graphic>
               <a:graphicData uri="http://schemas.openxmlformats.org/drawingml/2006/picture">
                 <pic:pic>
                   <pic:nvPicPr>
-                    <pic:cNvPr id="0" name="image12.png"/>
+                    <pic:cNvPr id="0" name="image11.png"/>
                     <pic:cNvPicPr preferRelativeResize="0"/>
                   </pic:nvPicPr>
                   <pic:blipFill>
@@ -6414,12 +6414,12 @@
           <wp:inline distB="114300" distT="114300" distL="114300" distR="114300">
             <wp:extent cx="6120000" cy="2273300"/>
             <wp:effectExtent b="0" l="0" r="0" t="0"/>
-            <wp:docPr id="8" name="image1.png"/>
+            <wp:docPr id="8" name="image7.png"/>
             <a:graphic>
               <a:graphicData uri="http://schemas.openxmlformats.org/drawingml/2006/picture">
                 <pic:pic>
                   <pic:nvPicPr>
-                    <pic:cNvPr id="0" name="image1.png"/>
+                    <pic:cNvPr id="0" name="image7.png"/>
                     <pic:cNvPicPr preferRelativeResize="0"/>
                   </pic:nvPicPr>
                   <pic:blipFill>
@@ -6770,7 +6770,7 @@
         <w:szCs w:val="18"/>
         <w:rtl w:val="0"/>
       </w:rPr>
-      <w:t xml:space="preserve">Curso Introducción a Docker</w:t>
+      <w:t xml:space="preserve">Curso Introducción a Docker y Kubernetes</w:t>
       <w:tab/>
       <w:tab/>
       <w:t xml:space="preserve">UD08 - Página </w:t>
